--- a/submission/deliverables/STRIDE-ML Threat Model - Northstar Assist.docx
+++ b/submission/deliverables/STRIDE-ML Threat Model - Northstar Assist.docx
@@ -28,7 +28,7 @@
         </w:p>
       </w:sdtContent>
     </w:sdt>
-    <w:bookmarkStart w:id="50" w:name="stride-ml-threat-model"/>
+    <w:bookmarkStart w:id="54" w:name="stride-ml-threat-model"/>
     <w:p>
       <w:pPr>
         <w:pStyle w:val="Heading1"/>
@@ -1948,7 +1948,7 @@
       </w:r>
     </w:p>
     <w:bookmarkEnd w:id="14"/>
-    <w:bookmarkStart w:id="44" w:name="stride-ml-threat-analysis"/>
+    <w:bookmarkStart w:id="48" w:name="stride-ml-threat-analysis"/>
     <w:p>
       <w:pPr>
         <w:pStyle w:val="Heading2"/>
@@ -3861,7 +3861,7 @@
           <w:b/>
           <w:bCs/>
         </w:rPr>
-        <w:t xml:space="preserve">Priority: Low — mitigated.</w:t>
+        <w:t xml:space="preserve">Priority: Medium — REGRESSED during hardening, see below.</w:t>
       </w:r>
     </w:p>
     <w:p>
@@ -3883,31 +3883,324 @@
           <w:b/>
           <w:bCs/>
         </w:rPr>
-        <w:t xml:space="preserve">Applied.</w:t>
-      </w:r>
-      <w:r>
-        <w:t xml:space="preserve"> </w:t>
-      </w:r>
-      <w:r>
-        <w:t xml:space="preserve">Logging permissions narrowed to this system’s log</w:t>
-      </w:r>
-      <w:r>
-        <w:t xml:space="preserve"> </w:t>
-      </w:r>
-      <w:r>
-        <w:t xml:space="preserve">groups. No delete permission granted. Recommended additionally: CloudWatch Logs</w:t>
-      </w:r>
-      <w:r>
-        <w:t xml:space="preserve"> </w:t>
-      </w:r>
-      <w:r>
-        <w:t xml:space="preserve">resource policy denying deletion, and log export to an account the agent role</w:t>
-      </w:r>
-      <w:r>
-        <w:t xml:space="preserve"> </w:t>
-      </w:r>
-      <w:r>
-        <w:t xml:space="preserve">cannot reach.</w:t>
+        <w:t xml:space="preserve">Attempted and botched.</w:t>
+      </w:r>
+      <w:r>
+        <w:t xml:space="preserve"> </w:t>
+      </w:r>
+      <w:r>
+        <w:t xml:space="preserve">An earlier revision of this document</w:t>
+      </w:r>
+      <w:r>
+        <w:t xml:space="preserve"> </w:t>
+      </w:r>
+      <w:r>
+        <w:t xml:space="preserve">rated R-02</w:t>
+      </w:r>
+      <w:r>
+        <w:t xml:space="preserve"> </w:t>
+      </w:r>
+      <w:r>
+        <w:rPr>
+          <w:i/>
+          <w:iCs/>
+        </w:rPr>
+        <w:t xml:space="preserve">mitigated</w:t>
+      </w:r>
+      <w:r>
+        <w:t xml:space="preserve"> </w:t>
+      </w:r>
+      <w:r>
+        <w:t xml:space="preserve">on the strength of the IAM work. Post-submission review</w:t>
+      </w:r>
+      <w:r>
+        <w:t xml:space="preserve"> </w:t>
+      </w:r>
+      <w:r>
+        <w:t xml:space="preserve">established the opposite: three of the four logging statements were</w:t>
+      </w:r>
+      <w:r>
+        <w:t xml:space="preserve"> </w:t>
+      </w:r>
+      <w:r>
+        <w:rPr>
+          <w:b/>
+          <w:bCs/>
+        </w:rPr>
+        <w:t xml:space="preserve">widened</w:t>
+      </w:r>
+      <w:r>
+        <w:t xml:space="preserve"> </w:t>
+      </w:r>
+      <w:r>
+        <w:t xml:space="preserve">(</w:t>
+      </w:r>
+      <w:r>
+        <w:rPr>
+          <w:rStyle w:val="VerbatimChar"/>
+        </w:rPr>
+        <w:t xml:space="preserve">/aws/bedrock-agentcore/runtimes/*</w:t>
+      </w:r>
+      <w:r>
+        <w:t xml:space="preserve"> </w:t>
+      </w:r>
+      <w:r>
+        <w:t xml:space="preserve">out to</w:t>
+      </w:r>
+      <w:r>
+        <w:t xml:space="preserve"> </w:t>
+      </w:r>
+      <w:r>
+        <w:rPr>
+          <w:rStyle w:val="VerbatimChar"/>
+        </w:rPr>
+        <w:t xml:space="preserve">/aws/bedrock-agentcore/*</w:t>
+      </w:r>
+      <w:r>
+        <w:t xml:space="preserve">, and</w:t>
+      </w:r>
+      <w:r>
+        <w:t xml:space="preserve"> </w:t>
+      </w:r>
+      <w:r>
+        <w:rPr>
+          <w:rStyle w:val="VerbatimChar"/>
+        </w:rPr>
+        <w:t xml:space="preserve">PutResourcePolicy</w:t>
+      </w:r>
+      <w:r>
+        <w:t xml:space="preserve"> </w:t>
+      </w:r>
+      <w:r>
+        <w:t xml:space="preserve">from</w:t>
+      </w:r>
+      <w:r>
+        <w:t xml:space="preserve"> </w:t>
+      </w:r>
+      <w:r>
+        <w:rPr>
+          <w:rStyle w:val="VerbatimChar"/>
+        </w:rPr>
+        <w:t xml:space="preserve">harness_NorthstarAssist-*</w:t>
+      </w:r>
+      <w:r>
+        <w:t xml:space="preserve"> </w:t>
+      </w:r>
+      <w:r>
+        <w:t xml:space="preserve">to the same), and all four</w:t>
+      </w:r>
+      <w:r>
+        <w:t xml:space="preserve"> </w:t>
+      </w:r>
+      <w:r>
+        <w:t xml:space="preserve">gained write access to</w:t>
+      </w:r>
+      <w:r>
+        <w:t xml:space="preserve"> </w:t>
+      </w:r>
+      <w:r>
+        <w:rPr>
+          <w:rStyle w:val="VerbatimChar"/>
+        </w:rPr>
+        <w:t xml:space="preserve">log-group:/northstar-assist/model-invocations:*</w:t>
+      </w:r>
+      <w:r>
+        <w:t xml:space="preserve"> </w:t>
+      </w:r>
+      <w:r>
+        <w:t xml:space="preserve">—</w:t>
+      </w:r>
+      <w:r>
+        <w:t xml:space="preserve"> </w:t>
+      </w:r>
+      <w:r>
+        <w:rPr>
+          <w:b/>
+          <w:bCs/>
+        </w:rPr>
+        <w:t xml:space="preserve">the log group recording</w:t>
+      </w:r>
+      <w:r>
+        <w:rPr>
+          <w:b/>
+          <w:bCs/>
+        </w:rPr>
+        <w:t xml:space="preserve"> </w:t>
+      </w:r>
+      <w:r>
+        <w:rPr>
+          <w:b/>
+          <w:bCs/>
+        </w:rPr>
+        <w:t xml:space="preserve">the agent’s own model invocations.</w:t>
+      </w:r>
+      <w:r>
+        <w:t xml:space="preserve"> </w:t>
+      </w:r>
+      <w:r>
+        <w:t xml:space="preserve">The hardening therefore handed the agent’s</w:t>
+      </w:r>
+      <w:r>
+        <w:t xml:space="preserve"> </w:t>
+      </w:r>
+      <w:r>
+        <w:t xml:space="preserve">identity precisely the anti-forensics capability this threat describes.</w:t>
+      </w:r>
+    </w:p>
+    <w:p>
+      <w:pPr>
+        <w:pStyle w:val="BodyText"/>
+      </w:pPr>
+      <w:r>
+        <w:rPr>
+          <w:rStyle w:val="VerbatimChar"/>
+        </w:rPr>
+        <w:t xml:space="preserve">logs:DescribeLogGroups</w:t>
+      </w:r>
+      <w:r>
+        <w:t xml:space="preserve"> </w:t>
+      </w:r>
+      <w:r>
+        <w:t xml:space="preserve">on</w:t>
+      </w:r>
+      <w:r>
+        <w:t xml:space="preserve"> </w:t>
+      </w:r>
+      <w:r>
+        <w:rPr>
+          <w:rStyle w:val="VerbatimChar"/>
+        </w:rPr>
+        <w:t xml:space="preserve">log-group:*</w:t>
+      </w:r>
+      <w:r>
+        <w:t xml:space="preserve"> </w:t>
+      </w:r>
+      <w:r>
+        <w:t xml:space="preserve">was genuinely narrowed, so the</w:t>
+      </w:r>
+      <w:r>
+        <w:t xml:space="preserve"> </w:t>
+      </w:r>
+      <w:r>
+        <w:t xml:space="preserve">enumeration half of the threat is addressed. The tampering half is worse than</w:t>
+      </w:r>
+      <w:r>
+        <w:t xml:space="preserve"> </w:t>
+      </w:r>
+      <w:r>
+        <w:t xml:space="preserve">before the work.</w:t>
+      </w:r>
+    </w:p>
+    <w:p>
+      <w:pPr>
+        <w:pStyle w:val="BodyText"/>
+      </w:pPr>
+      <w:r>
+        <w:t xml:space="preserve">Root cause, the code fix, and the corrected statements are in</w:t>
+      </w:r>
+      <w:r>
+        <w:t xml:space="preserve"> </w:t>
+      </w:r>
+      <w:r>
+        <w:rPr>
+          <w:rStyle w:val="VerbatimChar"/>
+        </w:rPr>
+        <w:t xml:space="preserve">docs/iam-hardening-summary.md</w:t>
+      </w:r>
+      <w:r>
+        <w:t xml:space="preserve"> </w:t>
+      </w:r>
+      <w:r>
+        <w:t xml:space="preserve">§0. The corrected policy was</w:t>
+      </w:r>
+      <w:r>
+        <w:t xml:space="preserve"> </w:t>
+      </w:r>
+      <w:r>
+        <w:rPr>
+          <w:b/>
+          <w:bCs/>
+        </w:rPr>
+        <w:t xml:space="preserve">not re-applied</w:t>
+      </w:r>
+      <w:r>
+        <w:t xml:space="preserve"> </w:t>
+      </w:r>
+      <w:r>
+        <w:t xml:space="preserve">— the environment was torn down before the review — so</w:t>
+      </w:r>
+      <w:r>
+        <w:t xml:space="preserve"> </w:t>
+      </w:r>
+      <w:r>
+        <w:rPr>
+          <w:rStyle w:val="VerbatimChar"/>
+        </w:rPr>
+        <w:t xml:space="preserve">iam/after/</w:t>
+      </w:r>
+      <w:r>
+        <w:t xml:space="preserve"> </w:t>
+      </w:r>
+      <w:r>
+        <w:t xml:space="preserve">remains an</w:t>
+      </w:r>
+      <w:r>
+        <w:t xml:space="preserve"> </w:t>
+      </w:r>
+      <w:r>
+        <w:t xml:space="preserve">honest record of what was applied, regression included.</w:t>
+      </w:r>
+    </w:p>
+    <w:p>
+      <w:pPr>
+        <w:pStyle w:val="BodyText"/>
+      </w:pPr>
+      <w:r>
+        <w:rPr>
+          <w:i/>
+          <w:iCs/>
+        </w:rPr>
+        <w:t xml:space="preserve">Recommended:</w:t>
+      </w:r>
+      <w:r>
+        <w:t xml:space="preserve"> </w:t>
+      </w:r>
+      <w:r>
+        <w:t xml:space="preserve">re-apply the corrected scoping; grant the harness</w:t>
+      </w:r>
+      <w:r>
+        <w:t xml:space="preserve"> </w:t>
+      </w:r>
+      <w:r>
+        <w:rPr>
+          <w:b/>
+          <w:bCs/>
+        </w:rPr>
+        <w:t xml:space="preserve">no</w:t>
+      </w:r>
+      <w:r>
+        <w:t xml:space="preserve"> </w:t>
+      </w:r>
+      <w:r>
+        <w:t xml:space="preserve">permission on the invocation log group (Bedrock delivers those records through</w:t>
+      </w:r>
+      <w:r>
+        <w:t xml:space="preserve"> </w:t>
+      </w:r>
+      <w:r>
+        <w:rPr>
+          <w:rStyle w:val="VerbatimChar"/>
+        </w:rPr>
+        <w:t xml:space="preserve">NorthstarAssistBedrockLoggingRole</w:t>
+      </w:r>
+      <w:r>
+        <w:t xml:space="preserve">); add a CloudWatch Logs resource policy</w:t>
+      </w:r>
+      <w:r>
+        <w:t xml:space="preserve"> </w:t>
+      </w:r>
+      <w:r>
+        <w:t xml:space="preserve">denying deletion; and export logs to an account the agent role cannot reach.</w:t>
       </w:r>
     </w:p>
     <w:p>
@@ -6832,6 +7125,653 @@
         <w:t xml:space="preserve">Volume-based extraction is covered only by the token and retrieval-rate alarms.</w:t>
       </w:r>
     </w:p>
+    <w:bookmarkEnd w:id="42"/>
+    <w:bookmarkEnd w:id="43"/>
+    <w:bookmarkStart w:id="47" w:name="X24e0063a6ac178b1e79d3c8b611690726b84762"/>
+    <w:p>
+      <w:pPr>
+        <w:pStyle w:val="Heading3"/>
+      </w:pPr>
+      <w:r>
+        <w:t xml:space="preserve">3.7 Misuse — authorised use outside intended scope</w:t>
+      </w:r>
+    </w:p>
+    <w:p>
+      <w:pPr>
+        <w:pStyle w:val="FirstParagraph"/>
+      </w:pPr>
+      <w:r>
+        <w:t xml:space="preserve">STRIDE has no letter for this, but Task 3 names it as a risk area in its own</w:t>
+      </w:r>
+      <w:r>
+        <w:t xml:space="preserve"> </w:t>
+      </w:r>
+      <w:r>
+        <w:t xml:space="preserve">right and it does not reduce cleanly to any of the six. The distinguishing</w:t>
+      </w:r>
+      <w:r>
+        <w:t xml:space="preserve"> </w:t>
+      </w:r>
+      <w:r>
+        <w:t xml:space="preserve">feature is that</w:t>
+      </w:r>
+      <w:r>
+        <w:t xml:space="preserve"> </w:t>
+      </w:r>
+      <w:r>
+        <w:rPr>
+          <w:b/>
+          <w:bCs/>
+        </w:rPr>
+        <w:t xml:space="preserve">no control is bypassed and no identity is spoofed</w:t>
+      </w:r>
+      <w:r>
+        <w:t xml:space="preserve">: the user</w:t>
+      </w:r>
+      <w:r>
+        <w:t xml:space="preserve"> </w:t>
+      </w:r>
+      <w:r>
+        <w:t xml:space="preserve">is who they claim to be, the request is permitted, and the harm comes from what</w:t>
+      </w:r>
+      <w:r>
+        <w:t xml:space="preserve"> </w:t>
+      </w:r>
+      <w:r>
+        <w:t xml:space="preserve">the system is being used</w:t>
+      </w:r>
+      <w:r>
+        <w:t xml:space="preserve"> </w:t>
+      </w:r>
+      <w:r>
+        <w:rPr>
+          <w:i/>
+          <w:iCs/>
+        </w:rPr>
+        <w:t xml:space="preserve">for</w:t>
+      </w:r>
+      <w:r>
+        <w:t xml:space="preserve">.</w:t>
+      </w:r>
+    </w:p>
+    <w:bookmarkStart w:id="44" w:name="m-01-advisory-over-reliance"/>
+    <w:p>
+      <w:pPr>
+        <w:pStyle w:val="Heading4"/>
+      </w:pPr>
+      <w:r>
+        <w:t xml:space="preserve">M-01: Advisory over-reliance</w:t>
+      </w:r>
+    </w:p>
+    <w:p>
+      <w:pPr>
+        <w:pStyle w:val="FirstParagraph"/>
+      </w:pPr>
+      <w:r>
+        <w:t xml:space="preserve">The agent answers fluently, cites a source document, and is wrong some of the</w:t>
+      </w:r>
+      <w:r>
+        <w:t xml:space="preserve"> </w:t>
+      </w:r>
+      <w:r>
+        <w:t xml:space="preserve">time — demonstrated at</w:t>
+      </w:r>
+      <w:r>
+        <w:t xml:space="preserve"> </w:t>
+      </w:r>
+      <w:r>
+        <w:rPr>
+          <w:b/>
+          <w:bCs/>
+        </w:rPr>
+        <w:t xml:space="preserve">1 in 3</w:t>
+      </w:r>
+      <w:r>
+        <w:t xml:space="preserve"> </w:t>
+      </w:r>
+      <w:r>
+        <w:t xml:space="preserve">for the poisoned-corpus case (T-01), and</w:t>
+      </w:r>
+      <w:r>
+        <w:t xml:space="preserve"> </w:t>
+      </w:r>
+      <w:r>
+        <w:t xml:space="preserve">observed fabricating a document deletion with a plausible S3 path (E-04). An</w:t>
+      </w:r>
+      <w:r>
+        <w:t xml:space="preserve"> </w:t>
+      </w:r>
+      <w:r>
+        <w:t xml:space="preserve">employee acting on a cited answer without checking the source is the normal</w:t>
+      </w:r>
+      <w:r>
+        <w:t xml:space="preserve"> </w:t>
+      </w:r>
+      <w:r>
+        <w:t xml:space="preserve">case, not the careless one; the citation is what makes checking feel</w:t>
+      </w:r>
+      <w:r>
+        <w:t xml:space="preserve"> </w:t>
+      </w:r>
+      <w:r>
+        <w:t xml:space="preserve">unnecessary.</w:t>
+      </w:r>
+    </w:p>
+    <w:p>
+      <w:pPr>
+        <w:pStyle w:val="BodyText"/>
+      </w:pPr>
+      <w:r>
+        <w:rPr>
+          <w:b/>
+          <w:bCs/>
+        </w:rPr>
+        <w:t xml:space="preserve">Likelihood: High.</w:t>
+      </w:r>
+      <w:r>
+        <w:t xml:space="preserve"> </w:t>
+      </w:r>
+      <w:r>
+        <w:rPr>
+          <w:b/>
+          <w:bCs/>
+        </w:rPr>
+        <w:t xml:space="preserve">Impact: Medium</w:t>
+      </w:r>
+      <w:r>
+        <w:t xml:space="preserve"> </w:t>
+      </w:r>
+      <w:r>
+        <w:t xml:space="preserve">— one wrong policy answer acted on;</w:t>
+      </w:r>
+      <w:r>
+        <w:t xml:space="preserve"> </w:t>
+      </w:r>
+      <w:r>
+        <w:rPr>
+          <w:b/>
+          <w:bCs/>
+        </w:rPr>
+        <w:t xml:space="preserve">High</w:t>
+      </w:r>
+      <w:r>
+        <w:t xml:space="preserve"> </w:t>
+      </w:r>
+      <w:r>
+        <w:t xml:space="preserve">where that policy is itself a security control, as the 180-day</w:t>
+      </w:r>
+      <w:r>
+        <w:t xml:space="preserve"> </w:t>
+      </w:r>
+      <w:r>
+        <w:t xml:space="preserve">credential-rotation answer would have been.</w:t>
+      </w:r>
+      <w:r>
+        <w:t xml:space="preserve"> </w:t>
+      </w:r>
+      <w:r>
+        <w:rPr>
+          <w:b/>
+          <w:bCs/>
+        </w:rPr>
+        <w:t xml:space="preserve">Priority: High.</w:t>
+      </w:r>
+    </w:p>
+    <w:p>
+      <w:pPr>
+        <w:pStyle w:val="BodyText"/>
+      </w:pPr>
+      <w:r>
+        <w:rPr>
+          <w:i/>
+          <w:iCs/>
+        </w:rPr>
+        <w:t xml:space="preserve">Mitigation:</w:t>
+      </w:r>
+      <w:r>
+        <w:t xml:space="preserve"> </w:t>
+      </w:r>
+      <w:r>
+        <w:t xml:space="preserve">The system prompt requires a named source on every answer, which</w:t>
+      </w:r>
+      <w:r>
+        <w:t xml:space="preserve"> </w:t>
+      </w:r>
+      <w:r>
+        <w:t xml:space="preserve">gives the employee something to verify against. Contextual grounding blocks the</w:t>
+      </w:r>
+      <w:r>
+        <w:t xml:space="preserve"> </w:t>
+      </w:r>
+      <w:r>
+        <w:t xml:space="preserve">worst ungrounded answers (MI-01, 3/3).</w:t>
+      </w:r>
+      <w:r>
+        <w:t xml:space="preserve"> </w:t>
+      </w:r>
+      <w:r>
+        <w:rPr>
+          <w:b/>
+          <w:bCs/>
+        </w:rPr>
+        <w:t xml:space="preserve">Residual:</w:t>
+      </w:r>
+      <w:r>
+        <w:t xml:space="preserve"> </w:t>
+      </w:r>
+      <w:r>
+        <w:t xml:space="preserve">naming a source makes an</w:t>
+      </w:r>
+      <w:r>
+        <w:t xml:space="preserve"> </w:t>
+      </w:r>
+      <w:r>
+        <w:t xml:space="preserve">answer</w:t>
+      </w:r>
+      <w:r>
+        <w:t xml:space="preserve"> </w:t>
+      </w:r>
+      <w:r>
+        <w:rPr>
+          <w:i/>
+          <w:iCs/>
+        </w:rPr>
+        <w:t xml:space="preserve">checkable</w:t>
+      </w:r>
+      <w:r>
+        <w:t xml:space="preserve">, not</w:t>
+      </w:r>
+      <w:r>
+        <w:t xml:space="preserve"> </w:t>
+      </w:r>
+      <w:r>
+        <w:rPr>
+          <w:i/>
+          <w:iCs/>
+        </w:rPr>
+        <w:t xml:space="preserve">correct</w:t>
+      </w:r>
+      <w:r>
+        <w:t xml:space="preserve"> </w:t>
+      </w:r>
+      <w:r>
+        <w:t xml:space="preserve">— and a poisoned source is named just as</w:t>
+      </w:r>
+      <w:r>
+        <w:t xml:space="preserve"> </w:t>
+      </w:r>
+      <w:r>
+        <w:t xml:space="preserve">confidently as a real one. Recommended: a standing disclaimer in the client UI,</w:t>
+      </w:r>
+      <w:r>
+        <w:t xml:space="preserve"> </w:t>
+      </w:r>
+      <w:r>
+        <w:t xml:space="preserve">and onboarding that states plainly that the assistant is advisory and the source</w:t>
+      </w:r>
+      <w:r>
+        <w:t xml:space="preserve"> </w:t>
+      </w:r>
+      <w:r>
+        <w:t xml:space="preserve">document is authoritative (§5, recommendation 16).</w:t>
+      </w:r>
+    </w:p>
+    <w:bookmarkEnd w:id="44"/>
+    <w:bookmarkStart w:id="45" w:name="X720d63c2f4d261e0d1b061689f8e3bcfeed1399"/>
+    <w:p>
+      <w:pPr>
+        <w:pStyle w:val="Heading4"/>
+      </w:pPr>
+      <w:r>
+        <w:t xml:space="preserve">M-02: Scope creep into decisions with employment effect</w:t>
+      </w:r>
+    </w:p>
+    <w:p>
+      <w:pPr>
+        <w:pStyle w:val="FirstParagraph"/>
+      </w:pPr>
+      <w:r>
+        <w:t xml:space="preserve">The corpus holds the employee directory, training records, OKRs and</w:t>
+      </w:r>
+      <w:r>
+        <w:t xml:space="preserve"> </w:t>
+      </w:r>
+      <w:r>
+        <w:t xml:space="preserve">performance-adjacent material. Nothing prevents a manager asking the assistant</w:t>
+      </w:r>
+      <w:r>
+        <w:t xml:space="preserve"> </w:t>
+      </w:r>
+      <w:r>
+        <w:t xml:space="preserve">to summarise an individual’s record, or using its output to support a hiring,</w:t>
+      </w:r>
+      <w:r>
+        <w:t xml:space="preserve"> </w:t>
+      </w:r>
+      <w:r>
+        <w:t xml:space="preserve">performance or disciplinary decision. The system is not validated for that, has</w:t>
+      </w:r>
+      <w:r>
+        <w:t xml:space="preserve"> </w:t>
+      </w:r>
+      <w:r>
+        <w:t xml:space="preserve">no audit trail tying a query to a person (R-01), and its answers are not</w:t>
+      </w:r>
+      <w:r>
+        <w:t xml:space="preserve"> </w:t>
+      </w:r>
+      <w:r>
+        <w:t xml:space="preserve">deterministic.</w:t>
+      </w:r>
+    </w:p>
+    <w:p>
+      <w:pPr>
+        <w:pStyle w:val="BodyText"/>
+      </w:pPr>
+      <w:r>
+        <w:rPr>
+          <w:b/>
+          <w:bCs/>
+        </w:rPr>
+        <w:t xml:space="preserve">Likelihood: Medium.</w:t>
+      </w:r>
+      <w:r>
+        <w:t xml:space="preserve"> </w:t>
+      </w:r>
+      <w:r>
+        <w:rPr>
+          <w:b/>
+          <w:bCs/>
+        </w:rPr>
+        <w:t xml:space="preserve">Impact: High</w:t>
+      </w:r>
+      <w:r>
+        <w:t xml:space="preserve"> </w:t>
+      </w:r>
+      <w:r>
+        <w:t xml:space="preserve">— an employment decision influenced by</w:t>
+      </w:r>
+      <w:r>
+        <w:t xml:space="preserve"> </w:t>
+      </w:r>
+      <w:r>
+        <w:t xml:space="preserve">an unvalidated, unattributable, sometimes-wrong system carries legal and</w:t>
+      </w:r>
+      <w:r>
+        <w:t xml:space="preserve"> </w:t>
+      </w:r>
+      <w:r>
+        <w:t xml:space="preserve">fairness exposure well beyond the technical risk.</w:t>
+      </w:r>
+      <w:r>
+        <w:t xml:space="preserve"> </w:t>
+      </w:r>
+      <w:r>
+        <w:rPr>
+          <w:b/>
+          <w:bCs/>
+        </w:rPr>
+        <w:t xml:space="preserve">Priority: High.</w:t>
+      </w:r>
+    </w:p>
+    <w:p>
+      <w:pPr>
+        <w:pStyle w:val="BodyText"/>
+      </w:pPr>
+      <w:r>
+        <w:rPr>
+          <w:i/>
+          <w:iCs/>
+        </w:rPr>
+        <w:t xml:space="preserve">Mitigation:</w:t>
+      </w:r>
+      <w:r>
+        <w:t xml:space="preserve"> </w:t>
+      </w:r>
+      <w:r>
+        <w:t xml:space="preserve">Two denied topics cover the obvious requests —</w:t>
+      </w:r>
+      <w:r>
+        <w:t xml:space="preserve"> </w:t>
+      </w:r>
+      <w:r>
+        <w:rPr>
+          <w:i/>
+          <w:iCs/>
+        </w:rPr>
+        <w:t xml:space="preserve">Individual</w:t>
+      </w:r>
+      <w:r>
+        <w:rPr>
+          <w:i/>
+          <w:iCs/>
+        </w:rPr>
+        <w:t xml:space="preserve"> </w:t>
+      </w:r>
+      <w:r>
+        <w:rPr>
+          <w:i/>
+          <w:iCs/>
+        </w:rPr>
+        <w:t xml:space="preserve">Employee Records</w:t>
+      </w:r>
+      <w:r>
+        <w:t xml:space="preserve"> </w:t>
+      </w:r>
+      <w:r>
+        <w:t xml:space="preserve">and</w:t>
+      </w:r>
+      <w:r>
+        <w:t xml:space="preserve"> </w:t>
+      </w:r>
+      <w:r>
+        <w:rPr>
+          <w:i/>
+          <w:iCs/>
+        </w:rPr>
+        <w:t xml:space="preserve">Compensation and Personnel Actions</w:t>
+      </w:r>
+      <w:r>
+        <w:t xml:space="preserve"> </w:t>
+      </w:r>
+      <w:r>
+        <w:t xml:space="preserve">— and blocked in</w:t>
+      </w:r>
+      <w:r>
+        <w:t xml:space="preserve"> </w:t>
+      </w:r>
+      <w:r>
+        <w:t xml:space="preserve">testing (SI-02, 3/3).</w:t>
+      </w:r>
+      <w:r>
+        <w:t xml:space="preserve"> </w:t>
+      </w:r>
+      <w:r>
+        <w:rPr>
+          <w:b/>
+          <w:bCs/>
+        </w:rPr>
+        <w:t xml:space="preserve">Residual:</w:t>
+      </w:r>
+      <w:r>
+        <w:t xml:space="preserve"> </w:t>
+      </w:r>
+      <w:r>
+        <w:t xml:space="preserve">topic filters catch phrasing, not purpose. A</w:t>
+      </w:r>
+      <w:r>
+        <w:t xml:space="preserve"> </w:t>
+      </w:r>
+      <w:r>
+        <w:t xml:space="preserve">manager can assemble the same picture from individually innocuous questions, and</w:t>
+      </w:r>
+      <w:r>
+        <w:t xml:space="preserve"> </w:t>
+      </w:r>
+      <w:r>
+        <w:t xml:space="preserve">nothing records that they did. Recommended: state the exclusion in the</w:t>
+      </w:r>
+      <w:r>
+        <w:t xml:space="preserve"> </w:t>
+      </w:r>
+      <w:r>
+        <w:t xml:space="preserve">acceptable-use policy (the ML-BOM §3.2 already lists it as out of scope), and</w:t>
+      </w:r>
+      <w:r>
+        <w:t xml:space="preserve"> </w:t>
+      </w:r>
+      <w:r>
+        <w:t xml:space="preserve">implement R-01 so such use is at least attributable.</w:t>
+      </w:r>
+    </w:p>
+    <w:bookmarkEnd w:id="45"/>
+    <w:bookmarkStart w:id="46" w:name="m-03-general-purpose-use"/>
+    <w:p>
+      <w:pPr>
+        <w:pStyle w:val="Heading4"/>
+      </w:pPr>
+      <w:r>
+        <w:t xml:space="preserve">M-03: General-purpose use</w:t>
+      </w:r>
+    </w:p>
+    <w:p>
+      <w:pPr>
+        <w:pStyle w:val="FirstParagraph"/>
+      </w:pPr>
+      <w:r>
+        <w:t xml:space="preserve">Employees will try any capable assistant for unrelated work — drafting, coding,</w:t>
+      </w:r>
+      <w:r>
+        <w:t xml:space="preserve"> </w:t>
+      </w:r>
+      <w:r>
+        <w:t xml:space="preserve">personal questions. The cost is not disclosure but budget, noise in the</w:t>
+      </w:r>
+      <w:r>
+        <w:t xml:space="preserve"> </w:t>
+      </w:r>
+      <w:r>
+        <w:t xml:space="preserve">monitoring signals, and the reputational problem of an</w:t>
+      </w:r>
+      <w:r>
+        <w:t xml:space="preserve"> </w:t>
+      </w:r>
+      <w:r>
+        <w:t xml:space="preserve">“internal policy</w:t>
+      </w:r>
+      <w:r>
+        <w:t xml:space="preserve"> </w:t>
+      </w:r>
+      <w:r>
+        <w:t xml:space="preserve">assistant”</w:t>
+      </w:r>
+      <w:r>
+        <w:t xml:space="preserve"> </w:t>
+      </w:r>
+      <w:r>
+        <w:t xml:space="preserve">offering medical or financial opinions.</w:t>
+      </w:r>
+    </w:p>
+    <w:p>
+      <w:pPr>
+        <w:pStyle w:val="BodyText"/>
+      </w:pPr>
+      <w:r>
+        <w:rPr>
+          <w:b/>
+          <w:bCs/>
+        </w:rPr>
+        <w:t xml:space="preserve">Likelihood: High.</w:t>
+      </w:r>
+      <w:r>
+        <w:t xml:space="preserve"> </w:t>
+      </w:r>
+      <w:r>
+        <w:rPr>
+          <w:b/>
+          <w:bCs/>
+        </w:rPr>
+        <w:t xml:space="preserve">Impact: Low.</w:t>
+      </w:r>
+      <w:r>
+        <w:t xml:space="preserve"> </w:t>
+      </w:r>
+      <w:r>
+        <w:rPr>
+          <w:b/>
+          <w:bCs/>
+        </w:rPr>
+        <w:t xml:space="preserve">Priority: Low — mitigated.</w:t>
+      </w:r>
+    </w:p>
+    <w:p>
+      <w:pPr>
+        <w:pStyle w:val="BodyText"/>
+      </w:pPr>
+      <w:r>
+        <w:rPr>
+          <w:i/>
+          <w:iCs/>
+        </w:rPr>
+        <w:t xml:space="preserve">Mitigation:</w:t>
+      </w:r>
+      <w:r>
+        <w:t xml:space="preserve"> </w:t>
+      </w:r>
+      <w:r>
+        <w:t xml:space="preserve">The</w:t>
+      </w:r>
+      <w:r>
+        <w:t xml:space="preserve"> </w:t>
+      </w:r>
+      <w:r>
+        <w:rPr>
+          <w:i/>
+          <w:iCs/>
+        </w:rPr>
+        <w:t xml:space="preserve">Out of Scope Advice</w:t>
+      </w:r>
+      <w:r>
+        <w:t xml:space="preserve"> </w:t>
+      </w:r>
+      <w:r>
+        <w:t xml:space="preserve">denied topic covers medical, legal,</w:t>
+      </w:r>
+      <w:r>
+        <w:t xml:space="preserve"> </w:t>
+      </w:r>
+      <w:r>
+        <w:t xml:space="preserve">investment and tax advice plus general-purpose requests, and the system prompt</w:t>
+      </w:r>
+      <w:r>
+        <w:t xml:space="preserve"> </w:t>
+      </w:r>
+      <w:r>
+        <w:t xml:space="preserve">forbids topics unrelated to Northstar operations. SC-01 blocked 2/2.</w:t>
+      </w:r>
+      <w:r>
+        <w:t xml:space="preserve"> </w:t>
+      </w:r>
+      <w:r>
+        <w:rPr>
+          <w:b/>
+          <w:bCs/>
+        </w:rPr>
+        <w:t xml:space="preserve">Residual:</w:t>
+      </w:r>
+      <w:r>
+        <w:t xml:space="preserve"> </w:t>
+      </w:r>
+      <w:r>
+        <w:t xml:space="preserve">the token and intervention alarms register the attempts, which is</w:t>
+      </w:r>
+      <w:r>
+        <w:t xml:space="preserve"> </w:t>
+      </w:r>
+      <w:r>
+        <w:t xml:space="preserve">the right response — this is a policy matter, not a security one.</w:t>
+      </w:r>
+    </w:p>
     <w:p>
       <w:r>
         <w:pict>
@@ -6839,10 +7779,17 @@
         </w:pict>
       </w:r>
     </w:p>
-    <w:bookmarkEnd w:id="42"/>
-    <w:bookmarkEnd w:id="43"/>
-    <w:bookmarkEnd w:id="44"/>
-    <w:bookmarkStart w:id="45" w:name="residual-risks"/>
+    <w:p>
+      <w:r>
+        <w:pict>
+          <v:rect style="width:0;height:1.5pt" o:hralign="center" o:hrstd="t" o:hr="t"/>
+        </w:pict>
+      </w:r>
+    </w:p>
+    <w:bookmarkEnd w:id="46"/>
+    <w:bookmarkEnd w:id="47"/>
+    <w:bookmarkEnd w:id="48"/>
+    <w:bookmarkStart w:id="49" w:name="residual-risks"/>
     <w:p>
       <w:pPr>
         <w:pStyle w:val="Heading2"/>
@@ -7485,8 +8432,8 @@
         </w:pict>
       </w:r>
     </w:p>
-    <w:bookmarkEnd w:id="45"/>
-    <w:bookmarkStart w:id="46" w:name="recommendations"/>
+    <w:bookmarkEnd w:id="49"/>
+    <w:bookmarkStart w:id="50" w:name="recommendations"/>
     <w:p>
       <w:pPr>
         <w:pStyle w:val="Heading2"/>
@@ -8017,8 +8964,8 @@
         </w:pict>
       </w:r>
     </w:p>
-    <w:bookmarkEnd w:id="46"/>
-    <w:bookmarkStart w:id="47" w:name="sign-off"/>
+    <w:bookmarkEnd w:id="50"/>
+    <w:bookmarkStart w:id="51" w:name="sign-off"/>
     <w:p>
       <w:pPr>
         <w:pStyle w:val="Heading2"/>
@@ -8197,8 +9144,8 @@
         </w:pict>
       </w:r>
     </w:p>
-    <w:bookmarkEnd w:id="47"/>
-    <w:bookmarkStart w:id="48" w:name="appendix-common-ml-threat-categories"/>
+    <w:bookmarkEnd w:id="51"/>
+    <w:bookmarkStart w:id="52" w:name="appendix-common-ml-threat-categories"/>
     <w:p>
       <w:pPr>
         <w:pStyle w:val="Heading2"/>
@@ -8510,8 +9457,8 @@
         </w:pict>
       </w:r>
     </w:p>
-    <w:bookmarkEnd w:id="48"/>
-    <w:bookmarkStart w:id="49" w:name="references"/>
+    <w:bookmarkEnd w:id="52"/>
+    <w:bookmarkStart w:id="53" w:name="references"/>
     <w:p>
       <w:pPr>
         <w:pStyle w:val="Heading2"/>
@@ -8664,8 +9611,8 @@
         <w:t xml:space="preserve">.</w:t>
       </w:r>
     </w:p>
-    <w:bookmarkEnd w:id="49"/>
-    <w:bookmarkEnd w:id="50"/>
+    <w:bookmarkEnd w:id="53"/>
+    <w:bookmarkEnd w:id="54"/>
     <w:sectPr>
       <w:footnotePr>
         <w:numRestart w:val="eachSect"/>

--- a/submission/deliverables/STRIDE-ML Threat Model - Northstar Assist.docx
+++ b/submission/deliverables/STRIDE-ML Threat Model - Northstar Assist.docx
@@ -3861,7 +3861,7 @@
           <w:b/>
           <w:bCs/>
         </w:rPr>
-        <w:t xml:space="preserve">Priority: Medium — REGRESSED during hardening, see below.</w:t>
+        <w:t xml:space="preserve">Priority: Medium — regressed during hardening, then fixed and verified.</w:t>
       </w:r>
     </w:p>
     <w:p>
@@ -3883,19 +3883,27 @@
           <w:b/>
           <w:bCs/>
         </w:rPr>
-        <w:t xml:space="preserve">Attempted and botched.</w:t>
-      </w:r>
-      <w:r>
-        <w:t xml:space="preserve"> </w:t>
-      </w:r>
-      <w:r>
-        <w:t xml:space="preserve">An earlier revision of this document</w:t>
-      </w:r>
-      <w:r>
-        <w:t xml:space="preserve"> </w:t>
-      </w:r>
-      <w:r>
-        <w:t xml:space="preserve">rated R-02</w:t>
+        <w:t xml:space="preserve">Botched first, then fixed.</w:t>
+      </w:r>
+      <w:r>
+        <w:t xml:space="preserve"> </w:t>
+      </w:r>
+      <w:r>
+        <w:t xml:space="preserve">This entry is kept in full because</w:t>
+      </w:r>
+      <w:r>
+        <w:t xml:space="preserve"> </w:t>
+      </w:r>
+      <w:r>
+        <w:t xml:space="preserve">the sequence matters more than the outcome.</w:t>
+      </w:r>
+    </w:p>
+    <w:p>
+      <w:pPr>
+        <w:pStyle w:val="BodyText"/>
+      </w:pPr>
+      <w:r>
+        <w:t xml:space="preserve">An earlier revision rated R-02</w:t>
       </w:r>
       <w:r>
         <w:t xml:space="preserve"> </w:t>
@@ -3911,13 +3919,19 @@
         <w:t xml:space="preserve"> </w:t>
       </w:r>
       <w:r>
-        <w:t xml:space="preserve">on the strength of the IAM work. Post-submission review</w:t>
-      </w:r>
-      <w:r>
-        <w:t xml:space="preserve"> </w:t>
-      </w:r>
-      <w:r>
-        <w:t xml:space="preserve">established the opposite: three of the four logging statements were</w:t>
+        <w:t xml:space="preserve">on the strength of the IAM work.</w:t>
+      </w:r>
+      <w:r>
+        <w:t xml:space="preserve"> </w:t>
+      </w:r>
+      <w:r>
+        <w:t xml:space="preserve">Post-submission review established the opposite: three of the four logging</w:t>
+      </w:r>
+      <w:r>
+        <w:t xml:space="preserve"> </w:t>
+      </w:r>
+      <w:r>
+        <w:t xml:space="preserve">statements were</w:t>
       </w:r>
       <w:r>
         <w:t xml:space="preserve"> </w:t>
@@ -3987,13 +4001,7 @@
         <w:t xml:space="preserve"> </w:t>
       </w:r>
       <w:r>
-        <w:t xml:space="preserve">to the same), and all four</w:t>
-      </w:r>
-      <w:r>
-        <w:t xml:space="preserve"> </w:t>
-      </w:r>
-      <w:r>
-        <w:t xml:space="preserve">gained write access to</w:t>
+        <w:t xml:space="preserve">to the same), and all four gained write access to</w:t>
       </w:r>
       <w:r>
         <w:t xml:space="preserve"> </w:t>
@@ -4038,13 +4046,19 @@
         <w:t xml:space="preserve"> </w:t>
       </w:r>
       <w:r>
-        <w:t xml:space="preserve">The hardening therefore handed the agent’s</w:t>
-      </w:r>
-      <w:r>
-        <w:t xml:space="preserve"> </w:t>
-      </w:r>
-      <w:r>
-        <w:t xml:space="preserve">identity precisely the anti-forensics capability this threat describes.</w:t>
+        <w:t xml:space="preserve">The hardening handed the agent’s identity</w:t>
+      </w:r>
+      <w:r>
+        <w:t xml:space="preserve"> </w:t>
+      </w:r>
+      <w:r>
+        <w:t xml:space="preserve">precisely the anti-forensics capability this threat describes, while the</w:t>
+      </w:r>
+      <w:r>
+        <w:t xml:space="preserve"> </w:t>
+      </w:r>
+      <w:r>
+        <w:t xml:space="preserve">document claimed the threat was closed.</w:t>
       </w:r>
     </w:p>
     <w:p>
@@ -4053,8 +4067,178 @@
       </w:pPr>
       <w:r>
         <w:rPr>
+          <w:b/>
+          <w:bCs/>
+        </w:rPr>
+        <w:t xml:space="preserve">Now mitigated, and verified at the policy level.</w:t>
+      </w:r>
+      <w:r>
+        <w:t xml:space="preserve"> </w:t>
+      </w:r>
+      <w:r>
+        <w:t xml:space="preserve">The environment was</w:t>
+      </w:r>
+      <w:r>
+        <w:t xml:space="preserve"> </w:t>
+      </w:r>
+      <w:r>
+        <w:t xml:space="preserve">rebuilt on 19 September and the corrected hardening applied. In the deployed</w:t>
+      </w:r>
+      <w:r>
+        <w:t xml:space="preserve"> </w:t>
+      </w:r>
+      <w:r>
+        <w:t xml:space="preserve">state:</w:t>
+      </w:r>
+    </w:p>
+    <w:p>
+      <w:pPr>
+        <w:pStyle w:val="Compact"/>
+        <w:numPr>
+          <w:ilvl w:val="0"/>
+          <w:numId w:val="1002"/>
+        </w:numPr>
+      </w:pPr>
+      <w:r>
+        <w:rPr>
           <w:rStyle w:val="VerbatimChar"/>
         </w:rPr>
+        <w:t xml:space="preserve">CloudWatchLogsStream</w:t>
+      </w:r>
+      <w:r>
+        <w:t xml:space="preserve"> </w:t>
+      </w:r>
+      <w:r>
+        <w:t xml:space="preserve">retains its original</w:t>
+      </w:r>
+      <w:r>
+        <w:t xml:space="preserve"> </w:t>
+      </w:r>
+      <w:r>
+        <w:rPr>
+          <w:rStyle w:val="VerbatimChar"/>
+        </w:rPr>
+        <w:t xml:space="preserve">…/runtimes/*:log-stream:*</w:t>
+      </w:r>
+      <w:r>
+        <w:t xml:space="preserve"> </w:t>
+      </w:r>
+      <w:r>
+        <w:t xml:space="preserve">scope and</w:t>
+      </w:r>
+      <w:r>
+        <w:t xml:space="preserve"> </w:t>
+      </w:r>
+      <w:r>
+        <w:rPr>
+          <w:rStyle w:val="VerbatimChar"/>
+        </w:rPr>
+        <w:t xml:space="preserve">CloudWatchLogsPutResourcePolicy</w:t>
+      </w:r>
+      <w:r>
+        <w:t xml:space="preserve"> </w:t>
+      </w:r>
+      <w:r>
+        <w:t xml:space="preserve">its original</w:t>
+      </w:r>
+      <w:r>
+        <w:t xml:space="preserve"> </w:t>
+      </w:r>
+      <w:r>
+        <w:rPr>
+          <w:rStyle w:val="VerbatimChar"/>
+        </w:rPr>
+        <w:t xml:space="preserve">…/runtimes/harness_NorthstarAssist-*</w:t>
+      </w:r>
+      <w:r>
+        <w:t xml:space="preserve"> </w:t>
+      </w:r>
+      <w:r>
+        <w:t xml:space="preserve">scope — the narrowing pass now refuses</w:t>
+      </w:r>
+      <w:r>
+        <w:t xml:space="preserve"> </w:t>
+      </w:r>
+      <w:r>
+        <w:t xml:space="preserve">to replace a statement with anything broader and flags it</w:t>
+      </w:r>
+      <w:r>
+        <w:t xml:space="preserve"> </w:t>
+      </w:r>
+      <w:r>
+        <w:rPr>
+          <w:rStyle w:val="VerbatimChar"/>
+        </w:rPr>
+        <w:t xml:space="preserve">KEPT-WOULD-WIDEN</w:t>
+      </w:r>
+      <w:r>
+        <w:t xml:space="preserve">.</w:t>
+      </w:r>
+    </w:p>
+    <w:p>
+      <w:pPr>
+        <w:pStyle w:val="Compact"/>
+        <w:numPr>
+          <w:ilvl w:val="0"/>
+          <w:numId w:val="1002"/>
+        </w:numPr>
+      </w:pPr>
+      <w:r>
+        <w:t xml:space="preserve">The harness role holds</w:t>
+      </w:r>
+      <w:r>
+        <w:t xml:space="preserve"> </w:t>
+      </w:r>
+      <w:r>
+        <w:rPr>
+          <w:b/>
+          <w:bCs/>
+        </w:rPr>
+        <w:t xml:space="preserve">no grant of any kind</w:t>
+      </w:r>
+      <w:r>
+        <w:t xml:space="preserve"> </w:t>
+      </w:r>
+      <w:r>
+        <w:t xml:space="preserve">on</w:t>
+      </w:r>
+      <w:r>
+        <w:t xml:space="preserve"> </w:t>
+      </w:r>
+      <w:r>
+        <w:rPr>
+          <w:rStyle w:val="VerbatimChar"/>
+        </w:rPr>
+        <w:t xml:space="preserve">/northstar-assist/model-invocations</w:t>
+      </w:r>
+      <w:r>
+        <w:t xml:space="preserve">. Bedrock delivers those records through</w:t>
+      </w:r>
+      <w:r>
+        <w:t xml:space="preserve"> </w:t>
+      </w:r>
+      <w:r>
+        <w:rPr>
+          <w:rStyle w:val="VerbatimChar"/>
+        </w:rPr>
+        <w:t xml:space="preserve">NorthstarAssistBedrockLoggingRole</w:t>
+      </w:r>
+      <w:r>
+        <w:t xml:space="preserve">, which the agent cannot assume.</w:t>
+      </w:r>
+    </w:p>
+    <w:p>
+      <w:pPr>
+        <w:pStyle w:val="Compact"/>
+        <w:numPr>
+          <w:ilvl w:val="0"/>
+          <w:numId w:val="1002"/>
+        </w:numPr>
+      </w:pPr>
+      <w:r>
+        <w:rPr>
+          <w:rStyle w:val="VerbatimChar"/>
+        </w:rPr>
         <w:t xml:space="preserve">logs:DescribeLogGroups</w:t>
       </w:r>
       <w:r>
@@ -4076,19 +4260,100 @@
         <w:t xml:space="preserve"> </w:t>
       </w:r>
       <w:r>
-        <w:t xml:space="preserve">was genuinely narrowed, so the</w:t>
-      </w:r>
-      <w:r>
-        <w:t xml:space="preserve"> </w:t>
-      </w:r>
-      <w:r>
-        <w:t xml:space="preserve">enumeration half of the threat is addressed. The tampering half is worse than</w:t>
-      </w:r>
-      <w:r>
-        <w:t xml:space="preserve"> </w:t>
-      </w:r>
-      <w:r>
-        <w:t xml:space="preserve">before the work.</w:t>
+        <w:t xml:space="preserve">is narrowed, closing the</w:t>
+      </w:r>
+      <w:r>
+        <w:t xml:space="preserve"> </w:t>
+      </w:r>
+      <w:r>
+        <w:t xml:space="preserve">enumeration half as before.</w:t>
+      </w:r>
+    </w:p>
+    <w:p>
+      <w:pPr>
+        <w:pStyle w:val="FirstParagraph"/>
+      </w:pPr>
+      <w:r>
+        <w:t xml:space="preserve">Evidence:</w:t>
+      </w:r>
+      <w:r>
+        <w:t xml:space="preserve"> </w:t>
+      </w:r>
+      <w:r>
+        <w:rPr>
+          <w:rStyle w:val="VerbatimChar"/>
+        </w:rPr>
+        <w:t xml:space="preserve">iam/iam_after.json</w:t>
+      </w:r>
+      <w:r>
+        <w:t xml:space="preserve"> </w:t>
+      </w:r>
+      <w:r>
+        <w:t xml:space="preserve">—</w:t>
+      </w:r>
+      <w:r>
+        <w:t xml:space="preserve"> </w:t>
+      </w:r>
+      <w:r>
+        <w:rPr>
+          <w:b/>
+          <w:bCs/>
+        </w:rPr>
+        <w:t xml:space="preserve">AUDIT PASS, 0 statements widened</w:t>
+      </w:r>
+      <w:r>
+        <w:t xml:space="preserve"> </w:t>
+      </w:r>
+      <w:r>
+        <w:t xml:space="preserve">— read</w:t>
+      </w:r>
+      <w:r>
+        <w:t xml:space="preserve"> </w:t>
+      </w:r>
+      <w:r>
+        <w:t xml:space="preserve">back from live IAM by</w:t>
+      </w:r>
+      <w:r>
+        <w:t xml:space="preserve"> </w:t>
+      </w:r>
+      <w:r>
+        <w:rPr>
+          <w:rStyle w:val="VerbatimChar"/>
+        </w:rPr>
+        <w:t xml:space="preserve">scripts/22_iam_audit.py --live</w:t>
+      </w:r>
+      <w:r>
+        <w:t xml:space="preserve">. The first submission’s</w:t>
+      </w:r>
+      <w:r>
+        <w:t xml:space="preserve"> </w:t>
+      </w:r>
+      <w:r>
+        <w:t xml:space="preserve">evidence is preserved unedited in</w:t>
+      </w:r>
+      <w:r>
+        <w:t xml:space="preserve"> </w:t>
+      </w:r>
+      <w:r>
+        <w:rPr>
+          <w:rStyle w:val="VerbatimChar"/>
+        </w:rPr>
+        <w:t xml:space="preserve">iam/session1-2026-09-18/</w:t>
+      </w:r>
+      <w:r>
+        <w:t xml:space="preserve">, and the auditor</w:t>
+      </w:r>
+      <w:r>
+        <w:t xml:space="preserve"> </w:t>
+      </w:r>
+      <w:r>
+        <w:t xml:space="preserve">run against it still reports the regression, which is what makes the pass on</w:t>
+      </w:r>
+      <w:r>
+        <w:t xml:space="preserve"> </w:t>
+      </w:r>
+      <w:r>
+        <w:t xml:space="preserve">the current state meaningful.</w:t>
       </w:r>
     </w:p>
     <w:p>
@@ -4096,7 +4361,23 @@
         <w:pStyle w:val="BodyText"/>
       </w:pPr>
       <w:r>
-        <w:t xml:space="preserve">Root cause, the code fix, and the corrected statements are in</w:t>
+        <w:rPr>
+          <w:b/>
+          <w:bCs/>
+        </w:rPr>
+        <w:t xml:space="preserve">The lesson this threat now carries.</w:t>
+      </w:r>
+      <w:r>
+        <w:t xml:space="preserve"> </w:t>
+      </w:r>
+      <w:r>
+        <w:t xml:space="preserve">A control can be reported as mitigated</w:t>
+      </w:r>
+      <w:r>
+        <w:t xml:space="preserve"> </w:t>
+      </w:r>
+      <w:r>
+        <w:t xml:space="preserve">by a verification step that is structurally incapable of detecting its failure.</w:t>
       </w:r>
       <w:r>
         <w:t xml:space="preserve"> </w:t>
@@ -4105,50 +4386,31 @@
         <w:rPr>
           <w:rStyle w:val="VerbatimChar"/>
         </w:rPr>
-        <w:t xml:space="preserve">docs/iam-hardening-summary.md</w:t>
-      </w:r>
-      <w:r>
-        <w:t xml:space="preserve"> </w:t>
-      </w:r>
-      <w:r>
-        <w:t xml:space="preserve">§0. The corrected policy was</w:t>
-      </w:r>
-      <w:r>
-        <w:t xml:space="preserve"> </w:t>
-      </w:r>
-      <w:r>
-        <w:rPr>
-          <w:b/>
-          <w:bCs/>
-        </w:rPr>
-        <w:t xml:space="preserve">not re-applied</w:t>
-      </w:r>
-      <w:r>
-        <w:t xml:space="preserve"> </w:t>
-      </w:r>
-      <w:r>
-        <w:t xml:space="preserve">— the environment was torn down before the review — so</w:t>
-      </w:r>
-      <w:r>
-        <w:t xml:space="preserve"> </w:t>
-      </w:r>
-      <w:r>
-        <w:rPr>
-          <w:rStyle w:val="VerbatimChar"/>
-        </w:rPr>
-        <w:t xml:space="preserve">iam/after/</w:t>
-      </w:r>
-      <w:r>
-        <w:t xml:space="preserve"> </w:t>
-      </w:r>
-      <w:r>
-        <w:t xml:space="preserve">remains an</w:t>
-      </w:r>
-      <w:r>
-        <w:t xml:space="preserve"> </w:t>
-      </w:r>
-      <w:r>
-        <w:t xml:space="preserve">honest record of what was applied, regression included.</w:t>
+        <w:t xml:space="preserve">--verify</w:t>
+      </w:r>
+      <w:r>
+        <w:t xml:space="preserve"> </w:t>
+      </w:r>
+      <w:r>
+        <w:t xml:space="preserve">confirmed the agent still answered with retrieval; widening a</w:t>
+      </w:r>
+      <w:r>
+        <w:t xml:space="preserve"> </w:t>
+      </w:r>
+      <w:r>
+        <w:t xml:space="preserve">permission never stops an agent working, so that check could never have caught</w:t>
+      </w:r>
+      <w:r>
+        <w:t xml:space="preserve"> </w:t>
+      </w:r>
+      <w:r>
+        <w:t xml:space="preserve">this. Threats mitigated by a permission change need a verification that asserts</w:t>
+      </w:r>
+      <w:r>
+        <w:t xml:space="preserve"> </w:t>
+      </w:r>
+      <w:r>
+        <w:t xml:space="preserve">on the permission.</w:t>
       </w:r>
     </w:p>
     <w:p>
@@ -4160,29 +4422,19 @@
           <w:i/>
           <w:iCs/>
         </w:rPr>
-        <w:t xml:space="preserve">Recommended:</w:t>
-      </w:r>
-      <w:r>
-        <w:t xml:space="preserve"> </w:t>
-      </w:r>
-      <w:r>
-        <w:t xml:space="preserve">re-apply the corrected scoping; grant the harness</w:t>
-      </w:r>
-      <w:r>
-        <w:t xml:space="preserve"> </w:t>
-      </w:r>
-      <w:r>
-        <w:rPr>
-          <w:b/>
-          <w:bCs/>
-        </w:rPr>
-        <w:t xml:space="preserve">no</w:t>
-      </w:r>
-      <w:r>
-        <w:t xml:space="preserve"> </w:t>
-      </w:r>
-      <w:r>
-        <w:t xml:space="preserve">permission on the invocation log group (Bedrock delivers those records through</w:t>
+        <w:t xml:space="preserve">Residual / recommended:</w:t>
+      </w:r>
+      <w:r>
+        <w:t xml:space="preserve"> </w:t>
+      </w:r>
+      <w:r>
+        <w:t xml:space="preserve">add a CloudWatch Logs resource policy denying</w:t>
+      </w:r>
+      <w:r>
+        <w:t xml:space="preserve"> </w:t>
+      </w:r>
+      <w:r>
+        <w:t xml:space="preserve">deletion; export logs to an account the agent role cannot reach; and alert on</w:t>
       </w:r>
       <w:r>
         <w:t xml:space="preserve"> </w:t>
@@ -4191,16 +4443,34 @@
         <w:rPr>
           <w:rStyle w:val="VerbatimChar"/>
         </w:rPr>
-        <w:t xml:space="preserve">NorthstarAssistBedrockLoggingRole</w:t>
-      </w:r>
-      <w:r>
-        <w:t xml:space="preserve">); add a CloudWatch Logs resource policy</w:t>
-      </w:r>
-      <w:r>
-        <w:t xml:space="preserve"> </w:t>
-      </w:r>
-      <w:r>
-        <w:t xml:space="preserve">denying deletion; and export logs to an account the agent role cannot reach.</w:t>
+        <w:t xml:space="preserve">PutRolePolicy</w:t>
+      </w:r>
+      <w:r>
+        <w:t xml:space="preserve"> </w:t>
+      </w:r>
+      <w:r>
+        <w:t xml:space="preserve">/</w:t>
+      </w:r>
+      <w:r>
+        <w:t xml:space="preserve"> </w:t>
+      </w:r>
+      <w:r>
+        <w:rPr>
+          <w:rStyle w:val="VerbatimChar"/>
+        </w:rPr>
+        <w:t xml:space="preserve">CreatePolicyVersion</w:t>
+      </w:r>
+      <w:r>
+        <w:t xml:space="preserve"> </w:t>
+      </w:r>
+      <w:r>
+        <w:t xml:space="preserve">against these roles via CloudTrail, so</w:t>
+      </w:r>
+      <w:r>
+        <w:t xml:space="preserve"> </w:t>
+      </w:r>
+      <w:r>
+        <w:t xml:space="preserve">that re-widening is visible rather than silent.</w:t>
       </w:r>
     </w:p>
     <w:p>
@@ -8072,7 +8342,7 @@
         <w:pStyle w:val="Compact"/>
         <w:numPr>
           <w:ilvl w:val="0"/>
-          <w:numId w:val="1002"/>
+          <w:numId w:val="1003"/>
         </w:numPr>
       </w:pPr>
       <w:r>
@@ -8165,293 +8435,6 @@
       </w:r>
       <w:r>
         <w:t xml:space="preserve">of a secret.</w:t>
-      </w:r>
-    </w:p>
-    <w:p>
-      <w:pPr>
-        <w:pStyle w:val="Compact"/>
-        <w:numPr>
-          <w:ilvl w:val="0"/>
-          <w:numId w:val="1002"/>
-        </w:numPr>
-      </w:pPr>
-      <w:r>
-        <w:rPr>
-          <w:b/>
-          <w:bCs/>
-        </w:rPr>
-        <w:t xml:space="preserve">FP-03</w:t>
-      </w:r>
-      <w:r>
-        <w:t xml:space="preserve"> </w:t>
-      </w:r>
-      <w:r>
-        <w:t xml:space="preserve">— an answer was composed, then killed on the output path, because</w:t>
-      </w:r>
-      <w:r>
-        <w:t xml:space="preserve"> </w:t>
-      </w:r>
-      <w:r>
-        <w:t xml:space="preserve">it named an IT contact. The</w:t>
-      </w:r>
-      <w:r>
-        <w:t xml:space="preserve"> </w:t>
-      </w:r>
-      <w:r>
-        <w:rPr>
-          <w:rStyle w:val="VerbatimChar"/>
-        </w:rPr>
-        <w:t xml:space="preserve">{EMAIL}</w:t>
-      </w:r>
-      <w:r>
-        <w:t xml:space="preserve"> </w:t>
-      </w:r>
-      <w:r>
-        <w:t xml:space="preserve">placeholder in the response confirms PII</w:t>
-      </w:r>
-      <w:r>
-        <w:t xml:space="preserve"> </w:t>
-      </w:r>
-      <w:r>
-        <w:t xml:space="preserve">anonymisation worked before the topic policy blocked anyway.</w:t>
-      </w:r>
-      <w:r>
-        <w:t xml:space="preserve"> </w:t>
-      </w:r>
-      <w:r>
-        <w:rPr>
-          <w:b/>
-          <w:bCs/>
-        </w:rPr>
-        <w:t xml:space="preserve">Fix drafted:</w:t>
-      </w:r>
-      <w:r>
-        <w:t xml:space="preserve"> </w:t>
-      </w:r>
-      <w:r>
-        <w:t xml:space="preserve">set the employee-records topic input-only and rely on PII anonymisation for</w:t>
-      </w:r>
-      <w:r>
-        <w:t xml:space="preserve"> </w:t>
-      </w:r>
-      <w:r>
-        <w:t xml:space="preserve">output.</w:t>
-      </w:r>
-    </w:p>
-    <w:p>
-      <w:pPr>
-        <w:pStyle w:val="FirstParagraph"/>
-      </w:pPr>
-      <w:r>
-        <w:rPr>
-          <w:b/>
-          <w:bCs/>
-        </w:rPr>
-        <w:t xml:space="preserve">RR-8 — Unbounded consumption (from D-01).</w:t>
-      </w:r>
-      <w:r>
-        <w:t xml:space="preserve"> </w:t>
-      </w:r>
-      <w:r>
-        <w:t xml:space="preserve">Detective only.</w:t>
-      </w:r>
-      <w:r>
-        <w:t xml:space="preserve"> </w:t>
-      </w:r>
-      <w:r>
-        <w:rPr>
-          <w:rStyle w:val="VerbatimChar"/>
-        </w:rPr>
-        <w:t xml:space="preserve">maxTokens</w:t>
-      </w:r>
-      <w:r>
-        <w:t xml:space="preserve"> </w:t>
-      </w:r>
-      <w:r>
-        <w:t xml:space="preserve">unset,</w:t>
-      </w:r>
-      <w:r>
-        <w:t xml:space="preserve"> </w:t>
-      </w:r>
-      <w:r>
-        <w:rPr>
-          <w:rStyle w:val="VerbatimChar"/>
-        </w:rPr>
-        <w:t xml:space="preserve">maxIterations: 75</w:t>
-      </w:r>
-      <w:r>
-        <w:t xml:space="preserve">,</w:t>
-      </w:r>
-      <w:r>
-        <w:t xml:space="preserve"> </w:t>
-      </w:r>
-      <w:r>
-        <w:rPr>
-          <w:rStyle w:val="VerbatimChar"/>
-        </w:rPr>
-        <w:t xml:space="preserve">timeoutSeconds: 3600</w:t>
-      </w:r>
-      <w:r>
-        <w:t xml:space="preserve">, zero rate limits.</w:t>
-      </w:r>
-    </w:p>
-    <w:p>
-      <w:pPr>
-        <w:pStyle w:val="BodyText"/>
-      </w:pPr>
-      <w:r>
-        <w:rPr>
-          <w:b/>
-          <w:bCs/>
-        </w:rPr>
-        <w:t xml:space="preserve">RR-9 — Non-deterministic control behaviour (measured).</w:t>
-      </w:r>
-      <w:r>
-        <w:t xml:space="preserve"> </w:t>
-      </w:r>
-      <w:r>
-        <w:t xml:space="preserve">DP-01 and OH-01</w:t>
-      </w:r>
-      <w:r>
-        <w:t xml:space="preserve"> </w:t>
-      </w:r>
-      <w:r>
-        <w:t xml:space="preserve">produced</w:t>
-      </w:r>
-      <w:r>
-        <w:t xml:space="preserve"> </w:t>
-      </w:r>
-      <w:r>
-        <w:rPr>
-          <w:b/>
-          <w:bCs/>
-        </w:rPr>
-        <w:t xml:space="preserve">different outcomes across identical runs</w:t>
-      </w:r>
-      <w:r>
-        <w:t xml:space="preserve">. A control that works</w:t>
-      </w:r>
-      <w:r>
-        <w:t xml:space="preserve"> </w:t>
-      </w:r>
-      <w:r>
-        <w:t xml:space="preserve">two-thirds of the time cannot be relied on for any single request, and single-run</w:t>
-      </w:r>
-      <w:r>
-        <w:t xml:space="preserve"> </w:t>
-      </w:r>
-      <w:r>
-        <w:t xml:space="preserve">testing would have reported either a pass or a failure with equal confidence.</w:t>
-      </w:r>
-      <w:r>
-        <w:t xml:space="preserve"> </w:t>
-      </w:r>
-      <w:r>
-        <w:t xml:space="preserve">This is why every test ran multiple times.</w:t>
-      </w:r>
-    </w:p>
-    <w:p>
-      <w:pPr>
-        <w:pStyle w:val="BodyText"/>
-      </w:pPr>
-      <w:r>
-        <w:rPr>
-          <w:b/>
-          <w:bCs/>
-        </w:rPr>
-        <w:t xml:space="preserve">RR-10 — Model reliability (measured).</w:t>
-      </w:r>
-      <w:r>
-        <w:t xml:space="preserve"> </w:t>
-      </w:r>
-      <w:r>
-        <w:t xml:space="preserve">Nova 2 Lite emitted</w:t>
-      </w:r>
-      <w:r>
-        <w:t xml:space="preserve"> </w:t>
-      </w:r>
-      <w:r>
-        <w:rPr>
-          <w:rStyle w:val="VerbatimChar"/>
-        </w:rPr>
-        <w:t xml:space="preserve">malformed_tool_use</w:t>
-      </w:r>
-      <w:r>
-        <w:t xml:space="preserve"> </w:t>
-      </w:r>
-      <w:r>
-        <w:t xml:space="preserve">on FP-05 run 2, producing an empty response. A failed tool</w:t>
-      </w:r>
-      <w:r>
-        <w:t xml:space="preserve"> </w:t>
-      </w:r>
-      <w:r>
-        <w:t xml:space="preserve">call yields an answer with no retrieval behind it, indistinguishable to the user</w:t>
-      </w:r>
-      <w:r>
-        <w:t xml:space="preserve"> </w:t>
-      </w:r>
-      <w:r>
-        <w:t xml:space="preserve">from a grounded one.</w:t>
-      </w:r>
-    </w:p>
-    <w:p>
-      <w:pPr>
-        <w:pStyle w:val="BodyText"/>
-      </w:pPr>
-      <w:r>
-        <w:rPr>
-          <w:b/>
-          <w:bCs/>
-        </w:rPr>
-        <w:t xml:space="preserve">RR-11 — Vendor opacity (from T-02, ML-BOM §2.1).</w:t>
-      </w:r>
-      <w:r>
-        <w:t xml:space="preserve"> </w:t>
-      </w:r>
-      <w:r>
-        <w:t xml:space="preserve">Neither model discloses</w:t>
-      </w:r>
-      <w:r>
-        <w:t xml:space="preserve"> </w:t>
-      </w:r>
-      <w:r>
-        <w:t xml:space="preserve">training data, architecture or lineage. Memorisation, bias and training-time</w:t>
-      </w:r>
-      <w:r>
-        <w:t xml:space="preserve"> </w:t>
-      </w:r>
-      <w:r>
-        <w:t xml:space="preserve">integrity are unauditable. Inherent to closed managed models; accepted.</w:t>
-      </w:r>
-    </w:p>
-    <w:p>
-      <w:r>
-        <w:pict>
-          <v:rect style="width:0;height:1.5pt" o:hralign="center" o:hrstd="t" o:hr="t"/>
-        </w:pict>
-      </w:r>
-    </w:p>
-    <w:bookmarkEnd w:id="49"/>
-    <w:bookmarkStart w:id="50" w:name="recommendations"/>
-    <w:p>
-      <w:pPr>
-        <w:pStyle w:val="Heading2"/>
-      </w:pPr>
-      <w:r>
-        <w:t xml:space="preserve">5. Recommendations</w:t>
-      </w:r>
-    </w:p>
-    <w:p>
-      <w:pPr>
-        <w:pStyle w:val="FirstParagraph"/>
-      </w:pPr>
-      <w:r>
-        <w:rPr>
-          <w:b/>
-          <w:bCs/>
-        </w:rPr>
-        <w:t xml:space="preserve">Before production — blocking.</w:t>
       </w:r>
     </w:p>
     <w:p>
@@ -8467,13 +8450,19 @@
           <w:b/>
           <w:bCs/>
         </w:rPr>
-        <w:t xml:space="preserve">Scrub and rotate the credential</w:t>
-      </w:r>
-      <w:r>
-        <w:t xml:space="preserve"> </w:t>
-      </w:r>
-      <w:r>
-        <w:t xml:space="preserve">in</w:t>
+        <w:t xml:space="preserve">FP-03</w:t>
+      </w:r>
+      <w:r>
+        <w:t xml:space="preserve"> </w:t>
+      </w:r>
+      <w:r>
+        <w:t xml:space="preserve">— an answer was composed, then killed on the output path, because</w:t>
+      </w:r>
+      <w:r>
+        <w:t xml:space="preserve"> </w:t>
+      </w:r>
+      <w:r>
+        <w:t xml:space="preserve">it named an IT contact. The</w:t>
       </w:r>
       <w:r>
         <w:t xml:space="preserve"> </w:t>
@@ -8482,161 +8471,86 @@
         <w:rPr>
           <w:rStyle w:val="VerbatimChar"/>
         </w:rPr>
-        <w:t xml:space="preserve">api_authentication_guide.html</w:t>
-      </w:r>
-      <w:r>
-        <w:t xml:space="preserve">, and</w:t>
-      </w:r>
-      <w:r>
-        <w:t xml:space="preserve"> </w:t>
-      </w:r>
-      <w:r>
-        <w:t xml:space="preserve">add secret scanning to ingestion (</w:t>
+        <w:t xml:space="preserve">{EMAIL}</w:t>
+      </w:r>
+      <w:r>
+        <w:t xml:space="preserve"> </w:t>
+      </w:r>
+      <w:r>
+        <w:t xml:space="preserve">placeholder in the response confirms PII</w:t>
+      </w:r>
+      <w:r>
+        <w:t xml:space="preserve"> </w:t>
+      </w:r>
+      <w:r>
+        <w:t xml:space="preserve">anonymisation worked before the topic policy blocked anyway.</w:t>
+      </w:r>
+      <w:r>
+        <w:t xml:space="preserve"> </w:t>
+      </w:r>
+      <w:r>
+        <w:rPr>
+          <w:b/>
+          <w:bCs/>
+        </w:rPr>
+        <w:t xml:space="preserve">Fix drafted:</w:t>
+      </w:r>
+      <w:r>
+        <w:t xml:space="preserve"> </w:t>
+      </w:r>
+      <w:r>
+        <w:t xml:space="preserve">set the employee-records topic input-only and rely on PII anonymisation for</w:t>
+      </w:r>
+      <w:r>
+        <w:t xml:space="preserve"> </w:t>
+      </w:r>
+      <w:r>
+        <w:t xml:space="preserve">output.</w:t>
+      </w:r>
+    </w:p>
+    <w:p>
+      <w:pPr>
+        <w:pStyle w:val="FirstParagraph"/>
+      </w:pPr>
+      <w:r>
+        <w:rPr>
+          <w:b/>
+          <w:bCs/>
+        </w:rPr>
+        <w:t xml:space="preserve">RR-8 — Unbounded consumption (from D-01).</w:t>
+      </w:r>
+      <w:r>
+        <w:t xml:space="preserve"> </w:t>
+      </w:r>
+      <w:r>
+        <w:t xml:space="preserve">Detective only.</w:t>
+      </w:r>
+      <w:r>
+        <w:t xml:space="preserve"> </w:t>
       </w:r>
       <w:r>
         <w:rPr>
           <w:rStyle w:val="VerbatimChar"/>
         </w:rPr>
-        <w:t xml:space="preserve">scripts/scan_corpus.py</w:t>
-      </w:r>
-      <w:r>
-        <w:t xml:space="preserve"> </w:t>
-      </w:r>
-      <w:r>
-        <w:t xml:space="preserve">already</w:t>
-      </w:r>
-      <w:r>
-        <w:t xml:space="preserve"> </w:t>
-      </w:r>
-      <w:r>
-        <w:t xml:space="preserve">implements the detection).</w:t>
-      </w:r>
-    </w:p>
-    <w:p>
-      <w:pPr>
-        <w:pStyle w:val="Compact"/>
-        <w:numPr>
-          <w:ilvl w:val="0"/>
-          <w:numId w:val="1003"/>
-        </w:numPr>
-      </w:pPr>
-      <w:r>
-        <w:rPr>
-          <w:b/>
-          <w:bCs/>
-        </w:rPr>
-        <w:t xml:space="preserve">Establish corpus integrity control</w:t>
-      </w:r>
-      <w:r>
-        <w:t xml:space="preserve"> </w:t>
-      </w:r>
-      <w:r>
-        <w:t xml:space="preserve">— an approval gate on indexed</w:t>
-      </w:r>
-      <w:r>
-        <w:t xml:space="preserve"> </w:t>
-      </w:r>
-      <w:r>
-        <w:t xml:space="preserve">documents, provenance metadata surfaced in citations, and ingestion-time</w:t>
-      </w:r>
-      <w:r>
-        <w:t xml:space="preserve"> </w:t>
-      </w:r>
-      <w:r>
-        <w:t xml:space="preserve">screening for imperative text. RR-1 and RR-2 both trace here.</w:t>
-      </w:r>
-    </w:p>
-    <w:p>
-      <w:pPr>
-        <w:pStyle w:val="Compact"/>
-        <w:numPr>
-          <w:ilvl w:val="0"/>
-          <w:numId w:val="1003"/>
-        </w:numPr>
-      </w:pPr>
-      <w:r>
-        <w:rPr>
-          <w:b/>
-          <w:bCs/>
-        </w:rPr>
-        <w:t xml:space="preserve">Fix the two false positives</w:t>
-      </w:r>
-      <w:r>
-        <w:t xml:space="preserve"> </w:t>
-      </w:r>
-      <w:r>
-        <w:t xml:space="preserve">(guardrail v2, drafted) and re-measure.</w:t>
-      </w:r>
-      <w:r>
-        <w:t xml:space="preserve"> </w:t>
-      </w:r>
-      <w:r>
-        <w:t xml:space="preserve">38.5% over-blocking is not deployable.</w:t>
-      </w:r>
-    </w:p>
-    <w:p>
-      <w:pPr>
-        <w:pStyle w:val="Compact"/>
-        <w:numPr>
-          <w:ilvl w:val="0"/>
-          <w:numId w:val="1003"/>
-        </w:numPr>
-      </w:pPr>
-      <w:r>
-        <w:rPr>
-          <w:b/>
-          <w:bCs/>
-        </w:rPr>
-        <w:t xml:space="preserve">Populate</w:t>
-      </w:r>
-      <w:r>
-        <w:rPr>
-          <w:b/>
-          <w:bCs/>
-        </w:rPr>
+        <w:t xml:space="preserve">maxTokens</w:t>
+      </w:r>
+      <w:r>
+        <w:t xml:space="preserve"> </w:t>
+      </w:r>
+      <w:r>
+        <w:t xml:space="preserve">unset,</w:t>
+      </w:r>
+      <w:r>
         <w:t xml:space="preserve"> </w:t>
       </w:r>
       <w:r>
         <w:rPr>
           <w:rStyle w:val="VerbatimChar"/>
-          <w:b/>
-          <w:bCs/>
-        </w:rPr>
-        <w:t xml:space="preserve">runtimeUserId</w:t>
-      </w:r>
-      <w:r>
-        <w:t xml:space="preserve"> </w:t>
-      </w:r>
-      <w:r>
-        <w:t xml:space="preserve">from the calling application’s authenticated</w:t>
-      </w:r>
-      <w:r>
-        <w:t xml:space="preserve"> </w:t>
-      </w:r>
-      <w:r>
-        <w:t xml:space="preserve">identity, so incidents can be scoped to a person.</w:t>
-      </w:r>
-    </w:p>
-    <w:p>
-      <w:pPr>
-        <w:pStyle w:val="Compact"/>
-        <w:numPr>
-          <w:ilvl w:val="0"/>
-          <w:numId w:val="1003"/>
-        </w:numPr>
-      </w:pPr>
-      <w:r>
-        <w:rPr>
-          <w:b/>
-          <w:bCs/>
-        </w:rPr>
-        <w:t xml:space="preserve">Set the consumption limits</w:t>
-      </w:r>
-      <w:r>
-        <w:t xml:space="preserve"> </w:t>
-      </w:r>
-      <w:r>
-        <w:t xml:space="preserve">—</w:t>
+        </w:rPr>
+        <w:t xml:space="preserve">maxIterations: 75</w:t>
+      </w:r>
+      <w:r>
+        <w:t xml:space="preserve">,</w:t>
       </w:r>
       <w:r>
         <w:t xml:space="preserve"> </w:t>
@@ -8645,10 +8559,83 @@
         <w:rPr>
           <w:rStyle w:val="VerbatimChar"/>
         </w:rPr>
-        <w:t xml:space="preserve">maxTokens</w:t>
-      </w:r>
-      <w:r>
-        <w:t xml:space="preserve">, lower</w:t>
+        <w:t xml:space="preserve">timeoutSeconds: 3600</w:t>
+      </w:r>
+      <w:r>
+        <w:t xml:space="preserve">, zero rate limits.</w:t>
+      </w:r>
+    </w:p>
+    <w:p>
+      <w:pPr>
+        <w:pStyle w:val="BodyText"/>
+      </w:pPr>
+      <w:r>
+        <w:rPr>
+          <w:b/>
+          <w:bCs/>
+        </w:rPr>
+        <w:t xml:space="preserve">RR-9 — Non-deterministic control behaviour (measured).</w:t>
+      </w:r>
+      <w:r>
+        <w:t xml:space="preserve"> </w:t>
+      </w:r>
+      <w:r>
+        <w:t xml:space="preserve">DP-01 and OH-01</w:t>
+      </w:r>
+      <w:r>
+        <w:t xml:space="preserve"> </w:t>
+      </w:r>
+      <w:r>
+        <w:t xml:space="preserve">produced</w:t>
+      </w:r>
+      <w:r>
+        <w:t xml:space="preserve"> </w:t>
+      </w:r>
+      <w:r>
+        <w:rPr>
+          <w:b/>
+          <w:bCs/>
+        </w:rPr>
+        <w:t xml:space="preserve">different outcomes across identical runs</w:t>
+      </w:r>
+      <w:r>
+        <w:t xml:space="preserve">. A control that works</w:t>
+      </w:r>
+      <w:r>
+        <w:t xml:space="preserve"> </w:t>
+      </w:r>
+      <w:r>
+        <w:t xml:space="preserve">two-thirds of the time cannot be relied on for any single request, and single-run</w:t>
+      </w:r>
+      <w:r>
+        <w:t xml:space="preserve"> </w:t>
+      </w:r>
+      <w:r>
+        <w:t xml:space="preserve">testing would have reported either a pass or a failure with equal confidence.</w:t>
+      </w:r>
+      <w:r>
+        <w:t xml:space="preserve"> </w:t>
+      </w:r>
+      <w:r>
+        <w:t xml:space="preserve">This is why every test ran multiple times.</w:t>
+      </w:r>
+    </w:p>
+    <w:p>
+      <w:pPr>
+        <w:pStyle w:val="BodyText"/>
+      </w:pPr>
+      <w:r>
+        <w:rPr>
+          <w:b/>
+          <w:bCs/>
+        </w:rPr>
+        <w:t xml:space="preserve">RR-10 — Model reliability (measured).</w:t>
+      </w:r>
+      <w:r>
+        <w:t xml:space="preserve"> </w:t>
+      </w:r>
+      <w:r>
+        <w:t xml:space="preserve">Nova 2 Lite emitted</w:t>
       </w:r>
       <w:r>
         <w:t xml:space="preserve"> </w:t>
@@ -8657,22 +8644,72 @@
         <w:rPr>
           <w:rStyle w:val="VerbatimChar"/>
         </w:rPr>
-        <w:t xml:space="preserve">maxIterations</w:t>
-      </w:r>
-      <w:r>
-        <w:t xml:space="preserve">, lower</w:t>
-      </w:r>
-      <w:r>
-        <w:t xml:space="preserve"> </w:t>
-      </w:r>
-      <w:r>
-        <w:rPr>
-          <w:rStyle w:val="VerbatimChar"/>
-        </w:rPr>
-        <w:t xml:space="preserve">timeoutSeconds</w:t>
-      </w:r>
-      <w:r>
-        <w:t xml:space="preserve">, and gateway rate limits.</w:t>
+        <w:t xml:space="preserve">malformed_tool_use</w:t>
+      </w:r>
+      <w:r>
+        <w:t xml:space="preserve"> </w:t>
+      </w:r>
+      <w:r>
+        <w:t xml:space="preserve">on FP-05 run 2, producing an empty response. A failed tool</w:t>
+      </w:r>
+      <w:r>
+        <w:t xml:space="preserve"> </w:t>
+      </w:r>
+      <w:r>
+        <w:t xml:space="preserve">call yields an answer with no retrieval behind it, indistinguishable to the user</w:t>
+      </w:r>
+      <w:r>
+        <w:t xml:space="preserve"> </w:t>
+      </w:r>
+      <w:r>
+        <w:t xml:space="preserve">from a grounded one.</w:t>
+      </w:r>
+    </w:p>
+    <w:p>
+      <w:pPr>
+        <w:pStyle w:val="BodyText"/>
+      </w:pPr>
+      <w:r>
+        <w:rPr>
+          <w:b/>
+          <w:bCs/>
+        </w:rPr>
+        <w:t xml:space="preserve">RR-11 — Vendor opacity (from T-02, ML-BOM §2.1).</w:t>
+      </w:r>
+      <w:r>
+        <w:t xml:space="preserve"> </w:t>
+      </w:r>
+      <w:r>
+        <w:t xml:space="preserve">Neither model discloses</w:t>
+      </w:r>
+      <w:r>
+        <w:t xml:space="preserve"> </w:t>
+      </w:r>
+      <w:r>
+        <w:t xml:space="preserve">training data, architecture or lineage. Memorisation, bias and training-time</w:t>
+      </w:r>
+      <w:r>
+        <w:t xml:space="preserve"> </w:t>
+      </w:r>
+      <w:r>
+        <w:t xml:space="preserve">integrity are unauditable. Inherent to closed managed models; accepted.</w:t>
+      </w:r>
+    </w:p>
+    <w:p>
+      <w:r>
+        <w:pict>
+          <v:rect style="width:0;height:1.5pt" o:hralign="center" o:hrstd="t" o:hr="t"/>
+        </w:pict>
+      </w:r>
+    </w:p>
+    <w:bookmarkEnd w:id="49"/>
+    <w:bookmarkStart w:id="50" w:name="recommendations"/>
+    <w:p>
+      <w:pPr>
+        <w:pStyle w:val="Heading2"/>
+      </w:pPr>
+      <w:r>
+        <w:t xml:space="preserve">5. Recommendations</w:t>
       </w:r>
     </w:p>
     <w:p>
@@ -8684,7 +8721,7 @@
           <w:b/>
           <w:bCs/>
         </w:rPr>
-        <w:t xml:space="preserve">Before production — strongly recommended.</w:t>
+        <w:t xml:space="preserve">Before production — blocking.</w:t>
       </w:r>
     </w:p>
     <w:p>
@@ -8696,7 +8733,17 @@
         </w:numPr>
       </w:pPr>
       <w:r>
-        <w:t xml:space="preserve">Unset gateway</w:t>
+        <w:rPr>
+          <w:b/>
+          <w:bCs/>
+        </w:rPr>
+        <w:t xml:space="preserve">Scrub and rotate the credential</w:t>
+      </w:r>
+      <w:r>
+        <w:t xml:space="preserve"> </w:t>
+      </w:r>
+      <w:r>
+        <w:t xml:space="preserve">in</w:t>
       </w:r>
       <w:r>
         <w:t xml:space="preserve"> </w:t>
@@ -8705,10 +8752,34 @@
         <w:rPr>
           <w:rStyle w:val="VerbatimChar"/>
         </w:rPr>
-        <w:t xml:space="preserve">exceptionLevel: DEBUG</w:t>
-      </w:r>
-      <w:r>
-        <w:t xml:space="preserve">.</w:t>
+        <w:t xml:space="preserve">api_authentication_guide.html</w:t>
+      </w:r>
+      <w:r>
+        <w:t xml:space="preserve">, and</w:t>
+      </w:r>
+      <w:r>
+        <w:t xml:space="preserve"> </w:t>
+      </w:r>
+      <w:r>
+        <w:t xml:space="preserve">add secret scanning to ingestion (</w:t>
+      </w:r>
+      <w:r>
+        <w:rPr>
+          <w:rStyle w:val="VerbatimChar"/>
+        </w:rPr>
+        <w:t xml:space="preserve">scripts/scan_corpus.py</w:t>
+      </w:r>
+      <w:r>
+        <w:t xml:space="preserve"> </w:t>
+      </w:r>
+      <w:r>
+        <w:t xml:space="preserve">already</w:t>
+      </w:r>
+      <w:r>
+        <w:t xml:space="preserve"> </w:t>
+      </w:r>
+      <w:r>
+        <w:t xml:space="preserve">implements the detection).</w:t>
       </w:r>
     </w:p>
     <w:p>
@@ -8720,13 +8791,29 @@
         </w:numPr>
       </w:pPr>
       <w:r>
-        <w:t xml:space="preserve">Add a system prompt clause stating the agent can only search, cannot act,</w:t>
-      </w:r>
-      <w:r>
-        <w:t xml:space="preserve"> </w:t>
-      </w:r>
-      <w:r>
-        <w:t xml:space="preserve">and must never claim to have performed an action (RR-6).</w:t>
+        <w:rPr>
+          <w:b/>
+          <w:bCs/>
+        </w:rPr>
+        <w:t xml:space="preserve">Establish corpus integrity control</w:t>
+      </w:r>
+      <w:r>
+        <w:t xml:space="preserve"> </w:t>
+      </w:r>
+      <w:r>
+        <w:t xml:space="preserve">— an approval gate on indexed</w:t>
+      </w:r>
+      <w:r>
+        <w:t xml:space="preserve"> </w:t>
+      </w:r>
+      <w:r>
+        <w:t xml:space="preserve">documents, provenance metadata surfaced in citations, and ingestion-time</w:t>
+      </w:r>
+      <w:r>
+        <w:t xml:space="preserve"> </w:t>
+      </w:r>
+      <w:r>
+        <w:t xml:space="preserve">screening for imperative text. RR-1 and RR-2 both trace here.</w:t>
       </w:r>
     </w:p>
     <w:p>
@@ -8738,28 +8825,23 @@
         </w:numPr>
       </w:pPr>
       <w:r>
-        <w:t xml:space="preserve">Classify the CloudWatch log group at corpus sensitivity and restrict read</w:t>
-      </w:r>
-      <w:r>
-        <w:t xml:space="preserve"> </w:t>
-      </w:r>
-      <w:r>
-        <w:t xml:space="preserve">access; reconsider</w:t>
-      </w:r>
-      <w:r>
-        <w:t xml:space="preserve"> </w:t>
-      </w:r>
-      <w:r>
-        <w:rPr>
-          <w:rStyle w:val="VerbatimChar"/>
-        </w:rPr>
-        <w:t xml:space="preserve">textDataDeliveryEnabled</w:t>
-      </w:r>
-      <w:r>
-        <w:t xml:space="preserve"> </w:t>
-      </w:r>
-      <w:r>
-        <w:t xml:space="preserve">in production.</w:t>
+        <w:rPr>
+          <w:b/>
+          <w:bCs/>
+        </w:rPr>
+        <w:t xml:space="preserve">Fix the two false positives</w:t>
+      </w:r>
+      <w:r>
+        <w:t xml:space="preserve"> </w:t>
+      </w:r>
+      <w:r>
+        <w:t xml:space="preserve">(guardrail v2, drafted) and re-measure.</w:t>
+      </w:r>
+      <w:r>
+        <w:t xml:space="preserve"> </w:t>
+      </w:r>
+      <w:r>
+        <w:t xml:space="preserve">38.5% over-blocking is not deployable.</w:t>
       </w:r>
     </w:p>
     <w:p>
@@ -8771,13 +8853,96 @@
         </w:numPr>
       </w:pPr>
       <w:r>
-        <w:t xml:space="preserve">Create a break-glass decommissioning role with independent credentials</w:t>
-      </w:r>
-      <w:r>
-        <w:t xml:space="preserve"> </w:t>
-      </w:r>
-      <w:r>
-        <w:t xml:space="preserve">(D-02), and tag all resources for emergency inventory.</w:t>
+        <w:rPr>
+          <w:b/>
+          <w:bCs/>
+        </w:rPr>
+        <w:t xml:space="preserve">Populate</w:t>
+      </w:r>
+      <w:r>
+        <w:rPr>
+          <w:b/>
+          <w:bCs/>
+        </w:rPr>
+        <w:t xml:space="preserve"> </w:t>
+      </w:r>
+      <w:r>
+        <w:rPr>
+          <w:rStyle w:val="VerbatimChar"/>
+          <w:b/>
+          <w:bCs/>
+        </w:rPr>
+        <w:t xml:space="preserve">runtimeUserId</w:t>
+      </w:r>
+      <w:r>
+        <w:t xml:space="preserve"> </w:t>
+      </w:r>
+      <w:r>
+        <w:t xml:space="preserve">from the calling application’s authenticated</w:t>
+      </w:r>
+      <w:r>
+        <w:t xml:space="preserve"> </w:t>
+      </w:r>
+      <w:r>
+        <w:t xml:space="preserve">identity, so incidents can be scoped to a person.</w:t>
+      </w:r>
+    </w:p>
+    <w:p>
+      <w:pPr>
+        <w:pStyle w:val="Compact"/>
+        <w:numPr>
+          <w:ilvl w:val="0"/>
+          <w:numId w:val="1004"/>
+        </w:numPr>
+      </w:pPr>
+      <w:r>
+        <w:rPr>
+          <w:b/>
+          <w:bCs/>
+        </w:rPr>
+        <w:t xml:space="preserve">Set the consumption limits</w:t>
+      </w:r>
+      <w:r>
+        <w:t xml:space="preserve"> </w:t>
+      </w:r>
+      <w:r>
+        <w:t xml:space="preserve">—</w:t>
+      </w:r>
+      <w:r>
+        <w:t xml:space="preserve"> </w:t>
+      </w:r>
+      <w:r>
+        <w:rPr>
+          <w:rStyle w:val="VerbatimChar"/>
+        </w:rPr>
+        <w:t xml:space="preserve">maxTokens</w:t>
+      </w:r>
+      <w:r>
+        <w:t xml:space="preserve">, lower</w:t>
+      </w:r>
+      <w:r>
+        <w:t xml:space="preserve"> </w:t>
+      </w:r>
+      <w:r>
+        <w:rPr>
+          <w:rStyle w:val="VerbatimChar"/>
+        </w:rPr>
+        <w:t xml:space="preserve">maxIterations</w:t>
+      </w:r>
+      <w:r>
+        <w:t xml:space="preserve">, lower</w:t>
+      </w:r>
+      <w:r>
+        <w:t xml:space="preserve"> </w:t>
+      </w:r>
+      <w:r>
+        <w:rPr>
+          <w:rStyle w:val="VerbatimChar"/>
+        </w:rPr>
+        <w:t xml:space="preserve">timeoutSeconds</w:t>
+      </w:r>
+      <w:r>
+        <w:t xml:space="preserve">, and gateway rate limits.</w:t>
       </w:r>
     </w:p>
     <w:p>
@@ -8789,7 +8954,7 @@
           <w:b/>
           <w:bCs/>
         </w:rPr>
-        <w:t xml:space="preserve">Architectural, next iteration.</w:t>
+        <w:t xml:space="preserve">Before production — strongly recommended.</w:t>
       </w:r>
     </w:p>
     <w:p>
@@ -8801,13 +8966,19 @@
         </w:numPr>
       </w:pPr>
       <w:r>
-        <w:t xml:space="preserve">Partition the knowledge base by classification tier with tier-scoped</w:t>
-      </w:r>
-      <w:r>
-        <w:t xml:space="preserve"> </w:t>
-      </w:r>
-      <w:r>
-        <w:t xml:space="preserve">gateway targets — the real fix for I-04, which no filter addresses.</w:t>
+        <w:t xml:space="preserve">Unset gateway</w:t>
+      </w:r>
+      <w:r>
+        <w:t xml:space="preserve"> </w:t>
+      </w:r>
+      <w:r>
+        <w:rPr>
+          <w:rStyle w:val="VerbatimChar"/>
+        </w:rPr>
+        <w:t xml:space="preserve">exceptionLevel: DEBUG</w:t>
+      </w:r>
+      <w:r>
+        <w:t xml:space="preserve">.</w:t>
       </w:r>
     </w:p>
     <w:p>
@@ -8819,13 +8990,13 @@
         </w:numPr>
       </w:pPr>
       <w:r>
-        <w:t xml:space="preserve">Enforce the guardrail at account level so direct gateway invocation cannot</w:t>
-      </w:r>
-      <w:r>
-        <w:t xml:space="preserve"> </w:t>
-      </w:r>
-      <w:r>
-        <w:t xml:space="preserve">bypass it (S-01).</w:t>
+        <w:t xml:space="preserve">Add a system prompt clause stating the agent can only search, cannot act,</w:t>
+      </w:r>
+      <w:r>
+        <w:t xml:space="preserve"> </w:t>
+      </w:r>
+      <w:r>
+        <w:t xml:space="preserve">and must never claim to have performed an action (RR-6).</w:t>
       </w:r>
     </w:p>
     <w:p>
@@ -8837,13 +9008,46 @@
         </w:numPr>
       </w:pPr>
       <w:r>
-        <w:t xml:space="preserve">Add server-side session state or reject client-supplied assistant turns</w:t>
-      </w:r>
-      <w:r>
-        <w:t xml:space="preserve"> </w:t>
-      </w:r>
-      <w:r>
-        <w:t xml:space="preserve">(RR-3).</w:t>
+        <w:t xml:space="preserve">Classify the CloudWatch log group at corpus sensitivity and restrict read</w:t>
+      </w:r>
+      <w:r>
+        <w:t xml:space="preserve"> </w:t>
+      </w:r>
+      <w:r>
+        <w:t xml:space="preserve">access; reconsider</w:t>
+      </w:r>
+      <w:r>
+        <w:t xml:space="preserve"> </w:t>
+      </w:r>
+      <w:r>
+        <w:rPr>
+          <w:rStyle w:val="VerbatimChar"/>
+        </w:rPr>
+        <w:t xml:space="preserve">textDataDeliveryEnabled</w:t>
+      </w:r>
+      <w:r>
+        <w:t xml:space="preserve"> </w:t>
+      </w:r>
+      <w:r>
+        <w:t xml:space="preserve">in production.</w:t>
+      </w:r>
+    </w:p>
+    <w:p>
+      <w:pPr>
+        <w:pStyle w:val="Compact"/>
+        <w:numPr>
+          <w:ilvl w:val="0"/>
+          <w:numId w:val="1005"/>
+        </w:numPr>
+      </w:pPr>
+      <w:r>
+        <w:t xml:space="preserve">Create a break-glass decommissioning role with independent credentials</w:t>
+      </w:r>
+      <w:r>
+        <w:t xml:space="preserve"> </w:t>
+      </w:r>
+      <w:r>
+        <w:t xml:space="preserve">(D-02), and tag all resources for emergency inventory.</w:t>
       </w:r>
     </w:p>
     <w:p>
@@ -8855,7 +9059,7 @@
           <w:b/>
           <w:bCs/>
         </w:rPr>
-        <w:t xml:space="preserve">Ongoing.</w:t>
+        <w:t xml:space="preserve">Architectural, next iteration.</w:t>
       </w:r>
     </w:p>
     <w:p>
@@ -8867,28 +9071,13 @@
         </w:numPr>
       </w:pPr>
       <w:r>
-        <w:t xml:space="preserve">Monitor the five signals in the monitoring plan, especially</w:t>
-      </w:r>
-      <w:r>
-        <w:t xml:space="preserve"> </w:t>
-      </w:r>
-      <w:r>
-        <w:rPr>
-          <w:rStyle w:val="VerbatimChar"/>
-        </w:rPr>
-        <w:t xml:space="preserve">GroundingBlocked</w:t>
-      </w:r>
-      <w:r>
-        <w:t xml:space="preserve"> </w:t>
-      </w:r>
-      <w:r>
-        <w:t xml:space="preserve">— a rising rate is what a poisoned document looks like</w:t>
-      </w:r>
-      <w:r>
-        <w:t xml:space="preserve"> </w:t>
-      </w:r>
-      <w:r>
-        <w:t xml:space="preserve">from outside.</w:t>
+        <w:t xml:space="preserve">Partition the knowledge base by classification tier with tier-scoped</w:t>
+      </w:r>
+      <w:r>
+        <w:t xml:space="preserve"> </w:t>
+      </w:r>
+      <w:r>
+        <w:t xml:space="preserve">gateway targets — the real fix for I-04, which no filter addresses.</w:t>
       </w:r>
     </w:p>
     <w:p>
@@ -8900,19 +9089,13 @@
         </w:numPr>
       </w:pPr>
       <w:r>
-        <w:t xml:space="preserve">Re-run the 29-test suite against every model version change, guardrail</w:t>
-      </w:r>
-      <w:r>
-        <w:t xml:space="preserve"> </w:t>
-      </w:r>
-      <w:r>
-        <w:t xml:space="preserve">version, and corpus update. Scoring is a pure function of captured</w:t>
-      </w:r>
-      <w:r>
-        <w:t xml:space="preserve"> </w:t>
-      </w:r>
-      <w:r>
-        <w:t xml:space="preserve">evidence, so results are comparable across runs.</w:t>
+        <w:t xml:space="preserve">Enforce the guardrail at account level so direct gateway invocation cannot</w:t>
+      </w:r>
+      <w:r>
+        <w:t xml:space="preserve"> </w:t>
+      </w:r>
+      <w:r>
+        <w:t xml:space="preserve">bypass it (S-01).</w:t>
       </w:r>
     </w:p>
     <w:p>
@@ -8924,13 +9107,25 @@
         </w:numPr>
       </w:pPr>
       <w:r>
-        <w:t xml:space="preserve">Review this threat model quarterly, and on any change to tools, corpus</w:t>
-      </w:r>
-      <w:r>
-        <w:t xml:space="preserve"> </w:t>
-      </w:r>
-      <w:r>
-        <w:t xml:space="preserve">scope, or audience.</w:t>
+        <w:t xml:space="preserve">Add server-side session state or reject client-supplied assistant turns</w:t>
+      </w:r>
+      <w:r>
+        <w:t xml:space="preserve"> </w:t>
+      </w:r>
+      <w:r>
+        <w:t xml:space="preserve">(RR-3).</w:t>
+      </w:r>
+    </w:p>
+    <w:p>
+      <w:pPr>
+        <w:pStyle w:val="FirstParagraph"/>
+      </w:pPr>
+      <w:r>
+        <w:rPr>
+          <w:b/>
+          <w:bCs/>
+        </w:rPr>
+        <w:t xml:space="preserve">Ongoing.</w:t>
       </w:r>
     </w:p>
     <w:p>
@@ -8938,7 +9133,82 @@
         <w:pStyle w:val="Compact"/>
         <w:numPr>
           <w:ilvl w:val="0"/>
-          <w:numId w:val="1006"/>
+          <w:numId w:val="1007"/>
+        </w:numPr>
+      </w:pPr>
+      <w:r>
+        <w:t xml:space="preserve">Monitor the five signals in the monitoring plan, especially</w:t>
+      </w:r>
+      <w:r>
+        <w:t xml:space="preserve"> </w:t>
+      </w:r>
+      <w:r>
+        <w:rPr>
+          <w:rStyle w:val="VerbatimChar"/>
+        </w:rPr>
+        <w:t xml:space="preserve">GroundingBlocked</w:t>
+      </w:r>
+      <w:r>
+        <w:t xml:space="preserve"> </w:t>
+      </w:r>
+      <w:r>
+        <w:t xml:space="preserve">— a rising rate is what a poisoned document looks like</w:t>
+      </w:r>
+      <w:r>
+        <w:t xml:space="preserve"> </w:t>
+      </w:r>
+      <w:r>
+        <w:t xml:space="preserve">from outside.</w:t>
+      </w:r>
+    </w:p>
+    <w:p>
+      <w:pPr>
+        <w:pStyle w:val="Compact"/>
+        <w:numPr>
+          <w:ilvl w:val="0"/>
+          <w:numId w:val="1007"/>
+        </w:numPr>
+      </w:pPr>
+      <w:r>
+        <w:t xml:space="preserve">Re-run the 29-test suite against every model version change, guardrail</w:t>
+      </w:r>
+      <w:r>
+        <w:t xml:space="preserve"> </w:t>
+      </w:r>
+      <w:r>
+        <w:t xml:space="preserve">version, and corpus update. Scoring is a pure function of captured</w:t>
+      </w:r>
+      <w:r>
+        <w:t xml:space="preserve"> </w:t>
+      </w:r>
+      <w:r>
+        <w:t xml:space="preserve">evidence, so results are comparable across runs.</w:t>
+      </w:r>
+    </w:p>
+    <w:p>
+      <w:pPr>
+        <w:pStyle w:val="Compact"/>
+        <w:numPr>
+          <w:ilvl w:val="0"/>
+          <w:numId w:val="1007"/>
+        </w:numPr>
+      </w:pPr>
+      <w:r>
+        <w:t xml:space="preserve">Review this threat model quarterly, and on any change to tools, corpus</w:t>
+      </w:r>
+      <w:r>
+        <w:t xml:space="preserve"> </w:t>
+      </w:r>
+      <w:r>
+        <w:t xml:space="preserve">scope, or audience.</w:t>
+      </w:r>
+    </w:p>
+    <w:p>
+      <w:pPr>
+        <w:pStyle w:val="Compact"/>
+        <w:numPr>
+          <w:ilvl w:val="0"/>
+          <w:numId w:val="1007"/>
         </w:numPr>
       </w:pPr>
       <w:r>
@@ -9472,7 +9742,7 @@
         <w:pStyle w:val="Compact"/>
         <w:numPr>
           <w:ilvl w:val="0"/>
-          <w:numId w:val="1007"/>
+          <w:numId w:val="1008"/>
         </w:numPr>
       </w:pPr>
       <w:r>
@@ -9490,7 +9760,7 @@
         <w:pStyle w:val="Compact"/>
         <w:numPr>
           <w:ilvl w:val="0"/>
-          <w:numId w:val="1007"/>
+          <w:numId w:val="1008"/>
         </w:numPr>
       </w:pPr>
       <w:r>
@@ -9502,7 +9772,7 @@
         <w:pStyle w:val="Compact"/>
         <w:numPr>
           <w:ilvl w:val="0"/>
-          <w:numId w:val="1007"/>
+          <w:numId w:val="1008"/>
         </w:numPr>
       </w:pPr>
       <w:r>
@@ -9514,7 +9784,7 @@
         <w:pStyle w:val="Compact"/>
         <w:numPr>
           <w:ilvl w:val="0"/>
-          <w:numId w:val="1007"/>
+          <w:numId w:val="1008"/>
         </w:numPr>
       </w:pPr>
       <w:r>
@@ -10176,6 +10446,9 @@
     <w:abstractNumId w:val="991"/>
   </w:num>
   <w:num w:numId="1003">
+    <w:abstractNumId w:val="991"/>
+  </w:num>
+  <w:num w:numId="1004">
     <w:abstractNumId w:val="99411"/>
     <w:lvlOverride w:ilvl="0">
       <w:startOverride w:val="1"/>
@@ -10205,7 +10478,7 @@
       <w:startOverride w:val="1"/>
     </w:lvlOverride>
   </w:num>
-  <w:num w:numId="1004">
+  <w:num w:numId="1005">
     <w:abstractNumId w:val="99416"/>
     <w:lvlOverride w:ilvl="0">
       <w:startOverride w:val="6"/>
@@ -10235,7 +10508,7 @@
       <w:startOverride w:val="6"/>
     </w:lvlOverride>
   </w:num>
-  <w:num w:numId="1005">
+  <w:num w:numId="1006">
     <w:abstractNumId w:val="994110"/>
     <w:lvlOverride w:ilvl="0">
       <w:startOverride w:val="10"/>
@@ -10265,7 +10538,7 @@
       <w:startOverride w:val="10"/>
     </w:lvlOverride>
   </w:num>
-  <w:num w:numId="1006">
+  <w:num w:numId="1007">
     <w:abstractNumId w:val="994113"/>
     <w:lvlOverride w:ilvl="0">
       <w:startOverride w:val="13"/>
@@ -10295,7 +10568,7 @@
       <w:startOverride w:val="13"/>
     </w:lvlOverride>
   </w:num>
-  <w:num w:numId="1007">
+  <w:num w:numId="1008">
     <w:abstractNumId w:val="991"/>
   </w:num>
 </w:numbering>

--- a/submission/deliverables/STRIDE-ML Threat Model - Northstar Assist.docx
+++ b/submission/deliverables/STRIDE-ML Threat Model - Northstar Assist.docx
@@ -6957,14 +6957,56 @@
         <w:t xml:space="preserve"> </w:t>
       </w:r>
       <w:r>
-        <w:t xml:space="preserve">cross-Region profile;</w:t>
-      </w:r>
-      <w:r>
+        <w:t xml:space="preserve">cross-Region profile; the</w:t>
+      </w:r>
+      <w:r>
+        <w:t xml:space="preserve"> </w:t>
+      </w:r>
+      <w:r>
+        <w:rPr>
+          <w:b/>
+          <w:bCs/>
+        </w:rPr>
+        <w:t xml:space="preserve">whole</w:t>
+      </w:r>
+      <w:r>
+        <w:rPr>
+          <w:b/>
+          <w:bCs/>
+        </w:rPr>
         <w:t xml:space="preserve"> </w:t>
       </w:r>
       <w:r>
         <w:rPr>
           <w:rStyle w:val="VerbatimChar"/>
+          <w:b/>
+          <w:bCs/>
+        </w:rPr>
+        <w:t xml:space="preserve">aws-marketplace</w:t>
+      </w:r>
+      <w:r>
+        <w:rPr>
+          <w:b/>
+          <w:bCs/>
+        </w:rPr>
+        <w:t xml:space="preserve"> </w:t>
+      </w:r>
+      <w:r>
+        <w:rPr>
+          <w:b/>
+          <w:bCs/>
+        </w:rPr>
+        <w:t xml:space="preserve">statement removed</w:t>
+      </w:r>
+      <w:r>
+        <w:t xml:space="preserve">, not just</w:t>
+      </w:r>
+      <w:r>
+        <w:t xml:space="preserve"> </w:t>
+      </w:r>
+      <w:r>
+        <w:rPr>
+          <w:rStyle w:val="VerbatimChar"/>
         </w:rPr>
         <w:t xml:space="preserve">Unsubscribe</w:t>
       </w:r>
@@ -6972,7 +7014,7 @@
         <w:t xml:space="preserve"> </w:t>
       </w:r>
       <w:r>
-        <w:t xml:space="preserve">stripped; agentic-retrieval permissions</w:t>
+        <w:t xml:space="preserve">— ablation showed Titan embedding needs none of it; agentic-retrieval permissions</w:t>
       </w:r>
       <w:r>
         <w:t xml:space="preserve"> </w:t>
